--- a/manual/ATI_Monitor_App_Manual_JP.docx
+++ b/manual/ATI_Monitor_App_Manual_JP.docx
@@ -32,7 +32,7 @@
           <w:sz w:val="22"/>
           <w:szCs w:val="22"/>
         </w:rPr>
-        <w:t xml:space="preserve">入力・自動計算・共有Googleシート・他ATIとの比較</w:t>
+        <w:t xml:space="preserve">入力・自動計算・Googleシートへの自動保存・他ATIとの比較</w:t>
       </w:r>
     </w:p>
     <w:p>
@@ -60,7 +60,7 @@
         <w:rPr>
           <w:rFonts w:ascii="Arial" w:cs="Nirmala UI" w:eastAsia="Yu Gothic" w:hAnsi="Arial"/>
         </w:rPr>
-        <w:t xml:space="preserve">ATI Water Monitor は、FP(農家慣行)区と3F4D+MD区の水位を、スマートフォンで記録するアプリです。インターネットがなくても入力できます。入力した数値は、先生が用意した共有Googleシートに貼り付けて集めます。自分のATIと他のATIをグラフで比べられます。スクリプトも、パスワードも要りません。</w:t>
+        <w:t xml:space="preserve">ATI Water Monitor は、FP(農家慣行)区と3F4D+MD区の水位を、スマートフォンで記録するアプリです。保存すると、先生が用意した共有Googleシートに、Googleフォームを通して自動で送られます。画面に出るデータは、端末ではなく、シートに保存されたものです。自分のATIと他のATIをグラフで比べられます。</w:t>
       </w:r>
     </w:p>
     <w:tbl>
@@ -190,7 +190,7 @@
                 <w:sz w:val="19"/>
                 <w:szCs w:val="19"/>
               </w:rPr>
-              <w:t xml:space="preserve">学生が、スマートフォンのアプリに、水位・灌漑・降雨・施肥・農薬・分げつ数を入力する。水位や灌漑量などは自動で計算される。</w:t>
+              <w:t xml:space="preserve">学生が、アプリに、水位・灌漑・降雨・施肥・農薬・分げつ数を入力する。水位や灌漑量などは自動で計算される。</w:t>
             </w:r>
           </w:p>
         </w:tc>
@@ -221,7 +221,7 @@
                 <w:sz w:val="19"/>
                 <w:szCs w:val="19"/>
               </w:rPr>
-              <w:t xml:space="preserve">2. 貼り付け</w:t>
+              <w:t xml:space="preserve">2. 自動送信</w:t>
             </w:r>
           </w:p>
         </w:tc>
@@ -247,7 +247,7 @@
                 <w:sz w:val="19"/>
                 <w:szCs w:val="19"/>
               </w:rPr>
-              <w:t xml:space="preserve">「Copy my data」で数値をコピーし、共有シートの「Data」タブの最終行の下に貼り付ける。</w:t>
+              <w:t xml:space="preserve">「Save entry」などで保存すると、数秒後に、共有シートへ自動で送られる。貼り付けは要らない。</w:t>
             </w:r>
           </w:p>
         </w:tc>
@@ -278,7 +278,7 @@
                 <w:sz w:val="19"/>
                 <w:szCs w:val="19"/>
               </w:rPr>
-              <w:t xml:space="preserve">3. 比較</w:t>
+              <w:t xml:space="preserve">3. 表示・比較</w:t>
             </w:r>
           </w:p>
         </w:tc>
@@ -304,12 +304,23 @@
                 <w:sz w:val="19"/>
                 <w:szCs w:val="19"/>
               </w:rPr>
-              <w:t xml:space="preserve">Compare タブに「比較用リンク」を入れて読み込むと、シートに集まった他のATIと、グラフで比べられる。</w:t>
+              <w:t xml:space="preserve">ダッシュボードと Compare タブには、シートにあるデータが出る。他のATIとグラフで比べられる。</w:t>
             </w:r>
           </w:p>
         </w:tc>
       </w:tr>
     </w:tbl>
+    <w:p>
+      <w:pPr>
+        <w:spacing w:after="100" w:line="300"/>
+      </w:pPr>
+      <w:r>
+        <w:rPr>
+          <w:rFonts w:ascii="Arial" w:cs="Nirmala UI" w:eastAsia="Yu Gothic" w:hAnsi="Arial"/>
+        </w:rPr>
+        <w:t xml:space="preserve">Googleシートへの保存は必須です。アプリがシートにつながるまで、「Save entry」は押せません。</w:t>
+      </w:r>
+    </w:p>
     <w:p>
       <w:pPr>
         <w:pStyle w:val="Heading1"/>
@@ -324,7 +335,7 @@
           <w:sz w:val="30"/>
           <w:szCs w:val="30"/>
         </w:rPr>
-        <w:t xml:space="preserve">2. 先生の準備(共有Googleシート)</w:t>
+        <w:t xml:space="preserve">2. 先生の準備(Googleフォームと共有シート)</w:t>
       </w:r>
     </w:p>
     <w:p>
@@ -335,23 +346,7 @@
         <w:rPr>
           <w:rFonts w:ascii="Arial" w:cs="Nirmala UI" w:eastAsia="Yu Gothic" w:hAnsi="Arial"/>
         </w:rPr>
-        <w:t xml:space="preserve">管理者(例: 先生)が1回だけ行う。ATIごとにシートを作る必要はなく、比べたいATI全員が同じ1つのシートを使う。</w:t>
-      </w:r>
-    </w:p>
-    <w:p>
-      <w:pPr>
-        <w:pStyle w:val="ListParagraph"/>
-        <w:numPr>
-          <w:ilvl w:val="0"/>
-          <w:numId w:val="2"/>
-        </w:numPr>
-        <w:spacing w:after="80" w:line="290"/>
-      </w:pPr>
-      <w:r>
-        <w:rPr>
-          <w:rFonts w:ascii="Arial" w:cs="Nirmala UI" w:eastAsia="Yu Gothic" w:hAnsi="Arial"/>
-        </w:rPr>
-        <w:t xml:space="preserve">雛形のExcelファイル ATI_Monitor_Shared_TEMPLATE.xlsx を、Googleドライブにアップロードし、開いて「ファイル ▸ Googleスプレッドシートとして保存」を選ぶ。</w:t>
+        <w:t xml:space="preserve">管理者(例: 先生)が1回だけ行う。比べたいATI全員が、同じ1つのフォームとシートを使う。</w:t>
       </w:r>
     </w:p>
     <w:p>
@@ -369,13 +364,29 @@
           <w:b/>
           <w:bCs/>
         </w:rPr>
-        <w:t xml:space="preserve">共有リンク(入力用)</w:t>
-      </w:r>
-      <w:r>
-        <w:rPr>
-          <w:rFonts w:ascii="Arial" w:cs="Nirmala UI" w:eastAsia="Yu Gothic" w:hAnsi="Arial"/>
-        </w:rPr>
-        <w:t xml:space="preserve">: 右上の「共有」▸「リンクを知っている全員」を「編集者」にして、リンクをコピーする。学生がここにデータを貼る。</w:t>
+        <w:t xml:space="preserve">フォームを作る</w:t>
+      </w:r>
+      <w:r>
+        <w:rPr>
+          <w:rFonts w:ascii="Arial" w:cs="Nirmala UI" w:eastAsia="Yu Gothic" w:hAnsi="Arial"/>
+        </w:rPr>
+        <w:t xml:space="preserve">: Googleフォームを新しく作り、次の4つの質問を、この順に、この名前のとおりに作る。ATI(記述式)、Updated(記述式)、Summary(記述式)、Data(段落)。質問の名前は、大文字小文字も含めて、そのとおりにする。「必須」にはしない。</w:t>
+      </w:r>
+    </w:p>
+    <w:p>
+      <w:pPr>
+        <w:pStyle w:val="ListParagraph"/>
+        <w:numPr>
+          <w:ilvl w:val="0"/>
+          <w:numId w:val="2"/>
+        </w:numPr>
+        <w:spacing w:after="80" w:line="290"/>
+      </w:pPr>
+      <w:r>
+        <w:rPr>
+          <w:rFonts w:ascii="Arial" w:cs="Nirmala UI" w:eastAsia="Yu Gothic" w:hAnsi="Arial"/>
+        </w:rPr>
+        <w:t xml:space="preserve">フォームの設定で、「ログインを必須にする」「回答を1回に制限する」「メールアドレスを収集する」を、すべてオフにする(学生が、ログインなしで送れるようにするため)。フォームの回答の受け付けは、開いたままにする。</w:t>
       </w:r>
     </w:p>
     <w:p>
@@ -393,13 +404,13 @@
           <w:b/>
           <w:bCs/>
         </w:rPr>
-        <w:t xml:space="preserve">比較用リンク(読み込み用)</w:t>
-      </w:r>
-      <w:r>
-        <w:rPr>
-          <w:rFonts w:ascii="Arial" w:cs="Nirmala UI" w:eastAsia="Yu Gothic" w:hAnsi="Arial"/>
-        </w:rPr>
-        <w:t xml:space="preserve">: 「ファイル ▸ 共有 ▸ ウェブに公開」を開く。「リンク」の下で、「ドキュメント全体」ではなく、シート「Data」を選び、形式を「カンマ区切り形式(.csv)」にして「公開」を押す。表示されたリンクをコピーする。</w:t>
+        <w:t xml:space="preserve">フォームのリンク</w:t>
+      </w:r>
+      <w:r>
+        <w:rPr>
+          <w:rFonts w:ascii="Arial" w:cs="Nirmala UI" w:eastAsia="Yu Gothic" w:hAnsi="Arial"/>
+        </w:rPr>
+        <w:t xml:space="preserve">: 右上の「︙」▸「事前入力したURLを取得」を開く。4つの質問の欄に、それぞれ「ATI」「UPDATED」「SUMMARY」「DATA」と入力する(質問の名前を大文字にしたもの)。「リンクを取得」▸「リンクをコピー」を押す。</w:t>
       </w:r>
     </w:p>
     <w:p>
@@ -414,8 +425,64 @@
       <w:r>
         <w:rPr>
           <w:rFonts w:ascii="Arial" w:cs="Nirmala UI" w:eastAsia="Yu Gothic" w:hAnsi="Arial"/>
-        </w:rPr>
-        <w:t xml:space="preserve">学生に、次の3つを伝える: ① アプリのアドレス ② 共有リンク ③ 比較用リンク。</w:t>
+          <w:b/>
+          <w:bCs/>
+        </w:rPr>
+        <w:t xml:space="preserve">シートを作る</w:t>
+      </w:r>
+      <w:r>
+        <w:rPr>
+          <w:rFonts w:ascii="Arial" w:cs="Nirmala UI" w:eastAsia="Yu Gothic" w:hAnsi="Arial"/>
+        </w:rPr>
+        <w:t xml:space="preserve">: フォームの「回答」タブで「スプレッドシートにリンク」を押し、回答用のシートを作る。</w:t>
+      </w:r>
+    </w:p>
+    <w:p>
+      <w:pPr>
+        <w:pStyle w:val="ListParagraph"/>
+        <w:numPr>
+          <w:ilvl w:val="0"/>
+          <w:numId w:val="2"/>
+        </w:numPr>
+        <w:spacing w:after="80" w:line="290"/>
+      </w:pPr>
+      <w:r>
+        <w:rPr>
+          <w:rFonts w:ascii="Arial" w:cs="Nirmala UI" w:eastAsia="Yu Gothic" w:hAnsi="Arial"/>
+          <w:b/>
+          <w:bCs/>
+        </w:rPr>
+        <w:t xml:space="preserve">比較用リンク</w:t>
+      </w:r>
+      <w:r>
+        <w:rPr>
+          <w:rFonts w:ascii="Arial" w:cs="Nirmala UI" w:eastAsia="Yu Gothic" w:hAnsi="Arial"/>
+        </w:rPr>
+        <w:t xml:space="preserve">: そのシートで「ファイル ▸ 共有 ▸ ウェブに公開」を開く。「ドキュメント全体」ではなく、回答のシート(「フォームの回答 1」)を選び、形式を「カンマ区切り形式(.csv)」にして「公開」を押す。表示されたリンクをコピーする。</w:t>
+      </w:r>
+    </w:p>
+    <w:p>
+      <w:pPr>
+        <w:pStyle w:val="ListParagraph"/>
+        <w:numPr>
+          <w:ilvl w:val="0"/>
+          <w:numId w:val="2"/>
+        </w:numPr>
+        <w:spacing w:after="80" w:line="290"/>
+      </w:pPr>
+      <w:r>
+        <w:rPr>
+          <w:rFonts w:ascii="Arial" w:cs="Nirmala UI" w:eastAsia="Yu Gothic" w:hAnsi="Arial"/>
+          <w:b/>
+          <w:bCs/>
+        </w:rPr>
+        <w:t xml:space="preserve">アプリにつなぐ</w:t>
+      </w:r>
+      <w:r>
+        <w:rPr>
+          <w:rFonts w:ascii="Arial" w:cs="Nirmala UI" w:eastAsia="Yu Gothic" w:hAnsi="Arial"/>
+        </w:rPr>
+        <w:t xml:space="preserve">: アプリの Share タブ ▸ Google Sheet connection に、フォームのリンクと比較用リンクを貼る。「Create class setup link」を押すと、1本のリンクができる。このリンクを学生に送る。学生がそれを開くと、2つのリンクが自動で入る。</w:t>
       </w:r>
     </w:p>
     <w:tbl>
@@ -467,12 +534,31 @@
               <w:rPr>
                 <w:rFonts w:ascii="Arial" w:cs="Nirmala UI" w:eastAsia="Yu Gothic" w:hAnsi="Arial"/>
               </w:rPr>
-              <w:t xml:space="preserve">共有リンクを知っている人は、シートを編集・削除できる。誤って消したときは、「ファイル ▸ 変更履歴 ▸ 版の履歴」で戻せる。比較用リンクを知っている人は、データ(水位・灌漑量など。農家の名前は入らない)を読める。公開をやめるときは、「ウェブに公開」の画面で「公開を停止」を押す。</w:t>
+              <w:t xml:space="preserve">フォームのリンクを知っている人は、誰でもデータを送れる。リンクは学生だけに伝える。比較用リンクを知っている人は、データ(水位・灌漑量など。農家の名前は入らない)を読める。公開をやめるときは、「ウェブに公開」の画面で「公開を停止」を押す。誤って行を消したときは、「ファイル ▸ 変更履歴 ▸ 版の履歴」で戻せる。</w:t>
             </w:r>
           </w:p>
         </w:tc>
       </w:tr>
     </w:tbl>
+    <w:p>
+      <w:pPr>
+        <w:spacing w:after="100" w:line="300"/>
+      </w:pPr>
+      <w:r>
+        <w:rPr>
+          <w:rFonts w:ascii="Arial" w:cs="Nirmala UI" w:eastAsia="Yu Gothic" w:hAnsi="Arial"/>
+          <w:b/>
+          <w:bCs/>
+        </w:rPr>
+        <w:t xml:space="preserve">行の増え方: </w:t>
+      </w:r>
+      <w:r>
+        <w:rPr>
+          <w:rFonts w:ascii="Arial" w:cs="Nirmala UI" w:eastAsia="Yu Gothic" w:hAnsi="Arial"/>
+        </w:rPr>
+        <w:t xml:space="preserve">保存のたびに、シートに1行(約2〜3 KB)が増える。各ATIの最新の1行だけが使われる。古い行は、ときどき消してよい(各ATIの最新の行は消さない)。シートが大きくなったら、別のタブ「Latest」を作り、A1:D1 に ATI、Updated、Summary、Data と書き、A2 に =SORTN(SORT('フォームの回答 1'!B2:E,2,FALSE),9999,2,1,TRUE) を入れて、このタブを公開する方法もある(この式は未確認。最初に試すこと)。</w:t>
+      </w:r>
+    </w:p>
     <w:p>
       <w:pPr>
         <w:pStyle w:val="Heading1"/>
@@ -520,7 +606,7 @@
         <w:rPr>
           <w:rFonts w:ascii="Arial" w:cs="Nirmala UI" w:eastAsia="Yu Gothic" w:hAnsi="Arial"/>
         </w:rPr>
-        <w:t xml:space="preserve">アプリを開く。スマートフォンでは、Chromeで開き、「ホーム画面に追加」を選ぶと、アイコンから使える。</w:t>
+        <w:t xml:space="preserve">先生から届いた「クラス設定リンク」を、スマートフォンのChromeで開く。これで、アプリが共有シートにつながる。Chromeで「ホーム画面に追加」を選ぶと、アイコンから使える。</w:t>
       </w:r>
     </w:p>
     <w:p>
@@ -544,7 +630,7 @@
         <w:rPr>
           <w:rFonts w:ascii="Arial" w:cs="Nirmala UI" w:eastAsia="Yu Gothic" w:hAnsi="Arial"/>
         </w:rPr>
-        <w:t xml:space="preserve"> タブ: ATI名*、場所*、播種日*、移植時の苗の日齢*、FPと3F4D+MDのTPとb*を入力する(* は必須)。必須項目が空だと、Entry の「Save entry」は押せない。</w:t>
+        <w:t xml:space="preserve"> タブ: ATI名*、場所*、播種日*、移植時の苗の日齢*、FPと3F4D+MDのTPとb*を入力する(* は必須)。必須項目が空だと、またはシートにつながっていないと、Entry の「Save entry」は押せない。</w:t>
       </w:r>
     </w:p>
     <w:p>
@@ -569,30 +655,6 @@
           <w:rFonts w:ascii="Arial" w:cs="Nirmala UI" w:eastAsia="Yu Gothic" w:hAnsi="Arial"/>
         </w:rPr>
         <w:t xml:space="preserve"> タブ: 予定日は自動で出る。実際にその作業をした日は「Actual」に入れる。</w:t>
-      </w:r>
-    </w:p>
-    <w:p>
-      <w:pPr>
-        <w:pStyle w:val="ListParagraph"/>
-        <w:numPr>
-          <w:ilvl w:val="0"/>
-          <w:numId w:val="3"/>
-        </w:numPr>
-        <w:spacing w:after="60" w:line="290"/>
-      </w:pPr>
-      <w:r>
-        <w:rPr>
-          <w:rFonts w:ascii="Arial" w:cs="Nirmala UI" w:eastAsia="Yu Gothic" w:hAnsi="Arial"/>
-          <w:b/>
-          <w:bCs/>
-        </w:rPr>
-        <w:t xml:space="preserve">Share</w:t>
-      </w:r>
-      <w:r>
-        <w:rPr>
-          <w:rFonts w:ascii="Arial" w:cs="Nirmala UI" w:eastAsia="Yu Gothic" w:hAnsi="Arial"/>
-        </w:rPr>
-        <w:t xml:space="preserve"> タブ ▸ Shared Google Sheet: 共有リンクと比較用リンクを入れる。</w:t>
       </w:r>
     </w:p>
     <w:p>
@@ -713,7 +775,7 @@
         <w:rPr>
           <w:rFonts w:ascii="Arial" w:cs="Nirmala UI" w:eastAsia="Yu Gothic" w:hAnsi="Arial"/>
         </w:rPr>
-        <w:t xml:space="preserve"> タブで日付を選び、FPと3F4D+MDのテープの読み(m)を入れる。水位は自動で計算される。灌漑したら「Yes」にして、灌漑前と灌漑後の読みを入れる。</w:t>
+        <w:t xml:space="preserve"> タブで日付を選び、FPと3F4D+MD のテープの読み(m)を入れる。水位は自動で計算される。灌漑したら「Yes」にして、灌漑前と灌漑後の読みを入れる。</w:t>
       </w:r>
     </w:p>
     <w:p>
@@ -744,16 +806,8 @@
       <w:r>
         <w:rPr>
           <w:rFonts w:ascii="Arial" w:cs="Nirmala UI" w:eastAsia="Yu Gothic" w:hAnsi="Arial"/>
-          <w:b/>
-          <w:bCs/>
-        </w:rPr>
-        <w:t xml:space="preserve">Share ▸ Copy my data</w:t>
-      </w:r>
-      <w:r>
-        <w:rPr>
-          <w:rFonts w:ascii="Arial" w:cs="Nirmala UI" w:eastAsia="Yu Gothic" w:hAnsi="Arial"/>
-        </w:rPr>
-        <w:t xml:space="preserve"> を押す。「共有シートを開く」ボタンでシートを開き、「Data」タブのA列の最初の空のセル(最終行の下)をクリックして、貼り付ける(Ctrl+V。スマートフォンは長押しして「貼り付け」)。オンラインのときに行う。</w:t>
+        </w:rPr>
+        <w:t xml:space="preserve">保存すると、数秒後にシートへ自動で送られる。ダッシュボードの上の1行で、状態を確認できる。</w:t>
       </w:r>
     </w:p>
     <w:tbl>
@@ -799,7 +853,7 @@
                 <w:sz w:val="19"/>
                 <w:szCs w:val="19"/>
               </w:rPr>
-              <w:t xml:space="preserve">入力</w:t>
+              <w:t xml:space="preserve">表示</w:t>
             </w:r>
           </w:p>
         </w:tc>
@@ -826,7 +880,7 @@
                 <w:sz w:val="19"/>
                 <w:szCs w:val="19"/>
               </w:rPr>
-              <w:t xml:space="preserve">必須の項目</w:t>
+              <w:t xml:space="preserve">意味と対応</w:t>
             </w:r>
           </w:p>
         </w:tc>
@@ -857,7 +911,7 @@
                 <w:sz w:val="19"/>
                 <w:szCs w:val="19"/>
               </w:rPr>
-              <w:t xml:space="preserve">Setup</w:t>
+              <w:t xml:space="preserve">Not yet sent</w:t>
             </w:r>
           </w:p>
         </w:tc>
@@ -883,7 +937,7 @@
                 <w:sz w:val="19"/>
                 <w:szCs w:val="19"/>
               </w:rPr>
-              <w:t xml:space="preserve">ATI名、場所、播種日、苗の日齢、TPとb(2区とも)</w:t>
+              <w:t xml:space="preserve">まだ送っていない。インターネットにつながると自動で送る。「Send now」でも送れる。</w:t>
             </w:r>
           </w:p>
         </w:tc>
@@ -914,7 +968,7 @@
                 <w:sz w:val="19"/>
                 <w:szCs w:val="19"/>
               </w:rPr>
-              <w:t xml:space="preserve">Entry(水位)</w:t>
+              <w:t xml:space="preserve">Sent. Waiting for the sheet…</w:t>
             </w:r>
           </w:p>
         </w:tc>
@@ -940,7 +994,7 @@
                 <w:sz w:val="19"/>
                 <w:szCs w:val="19"/>
               </w:rPr>
-              <w:t xml:space="preserve">日付、FPのm、3F4D+MDのm。灌漑「Yes」のときは、その区の灌漑前と灌漑後の読み</w:t>
+              <w:t xml:space="preserve">送った。シートの表示に数分かかる。待つ。</w:t>
             </w:r>
           </w:p>
         </w:tc>
@@ -971,7 +1025,7 @@
                 <w:sz w:val="19"/>
                 <w:szCs w:val="19"/>
               </w:rPr>
-              <w:t xml:space="preserve">Field records: 施肥</w:t>
+              <w:t xml:space="preserve">Saved in Google Sheet</w:t>
             </w:r>
           </w:p>
         </w:tc>
@@ -997,7 +1051,7 @@
                 <w:sz w:val="19"/>
                 <w:szCs w:val="19"/>
               </w:rPr>
-              <w:t xml:space="preserve">日付、区、1つ以上の肥料の量(kg)</w:t>
+              <w:t xml:space="preserve">シートに保存された。この状態が正常。</w:t>
             </w:r>
           </w:p>
         </w:tc>
@@ -1028,7 +1082,7 @@
                 <w:sz w:val="19"/>
                 <w:szCs w:val="19"/>
               </w:rPr>
-              <w:t xml:space="preserve">Field records: 農薬</w:t>
+              <w:t xml:space="preserve">Sent, but the sheet does not show it yet</w:t>
             </w:r>
           </w:p>
         </w:tc>
@@ -1054,7 +1108,94 @@
                 <w:sz w:val="19"/>
                 <w:szCs w:val="19"/>
               </w:rPr>
-              <w:t xml:space="preserve">日付、区、種類、薬剤名</w:t>
+              <w:t xml:space="preserve">20分たってもシートに出ない。フォームのリンクを確認し、「Send now」を押す。</w:t>
+            </w:r>
+          </w:p>
+        </w:tc>
+      </w:tr>
+    </w:tbl>
+    <w:p>
+      <w:pPr>
+        <w:spacing w:after="100" w:line="300"/>
+      </w:pPr>
+      <w:r>
+        <w:rPr>
+          <w:rFonts w:ascii="Arial" w:cs="Nirmala UI" w:eastAsia="Yu Gothic" w:hAnsi="Arial"/>
+        </w:rPr>
+        <w:t xml:space="preserve">インターネットがない田んぼでも、入力して保存できる。データは端末に一時的に残り、つながったときに送られる。</w:t>
+      </w:r>
+    </w:p>
+    <w:tbl>
+      <w:tblPr>
+        <w:tblW w:type="dxa" w:w="9360"/>
+        <w:tblBorders>
+          <w:top w:val="single" w:color="BFC5C9" w:sz="4"/>
+          <w:left w:val="single" w:color="BFC5C9" w:sz="4"/>
+          <w:bottom w:val="single" w:color="BFC5C9" w:sz="4"/>
+          <w:right w:val="single" w:color="BFC5C9" w:sz="4"/>
+          <w:insideH w:val="single" w:color="BFC5C9" w:sz="4"/>
+          <w:insideV w:val="single" w:color="BFC5C9" w:sz="4"/>
+        </w:tblBorders>
+      </w:tblPr>
+      <w:tblGrid>
+        <w:gridCol w:w="2600"/>
+        <w:gridCol w:w="6760"/>
+      </w:tblGrid>
+      <w:tr>
+        <w:trPr>
+          <w:tblHeader/>
+        </w:trPr>
+        <w:tc>
+          <w:tcPr>
+            <w:tcW w:type="dxa" w:w="2600"/>
+            <w:shd w:fill="DCE8EC" w:val="clear"/>
+            <w:tcMar>
+              <w:top w:type="dxa" w:w="60"/>
+              <w:left w:type="dxa" w:w="100"/>
+              <w:bottom w:type="dxa" w:w="60"/>
+              <w:right w:type="dxa" w:w="100"/>
+            </w:tcMar>
+          </w:tcPr>
+          <w:p>
+            <w:pPr>
+              <w:spacing w:after="20" w:line="270"/>
+            </w:pPr>
+            <w:r>
+              <w:rPr>
+                <w:rFonts w:ascii="Arial" w:cs="Nirmala UI" w:eastAsia="Yu Gothic" w:hAnsi="Arial"/>
+                <w:b/>
+                <w:bCs/>
+                <w:sz w:val="19"/>
+                <w:szCs w:val="19"/>
+              </w:rPr>
+              <w:t xml:space="preserve">入力</w:t>
+            </w:r>
+          </w:p>
+        </w:tc>
+        <w:tc>
+          <w:tcPr>
+            <w:tcW w:type="dxa" w:w="6760"/>
+            <w:shd w:fill="DCE8EC" w:val="clear"/>
+            <w:tcMar>
+              <w:top w:type="dxa" w:w="60"/>
+              <w:left w:type="dxa" w:w="100"/>
+              <w:bottom w:type="dxa" w:w="60"/>
+              <w:right w:type="dxa" w:w="100"/>
+            </w:tcMar>
+          </w:tcPr>
+          <w:p>
+            <w:pPr>
+              <w:spacing w:after="20" w:line="270"/>
+            </w:pPr>
+            <w:r>
+              <w:rPr>
+                <w:rFonts w:ascii="Arial" w:cs="Nirmala UI" w:eastAsia="Yu Gothic" w:hAnsi="Arial"/>
+                <w:b/>
+                <w:bCs/>
+                <w:sz w:val="19"/>
+                <w:szCs w:val="19"/>
+              </w:rPr>
+              <w:t xml:space="preserve">必須の項目</w:t>
             </w:r>
           </w:p>
         </w:tc>
@@ -1085,7 +1226,7 @@
                 <w:sz w:val="19"/>
                 <w:szCs w:val="19"/>
               </w:rPr>
-              <w:t xml:space="preserve">Field records: 分げつ数</w:t>
+              <w:t xml:space="preserve">Setup</w:t>
             </w:r>
           </w:p>
         </w:tc>
@@ -1111,7 +1252,7 @@
                 <w:sz w:val="19"/>
                 <w:szCs w:val="19"/>
               </w:rPr>
-              <w:t xml:space="preserve">日付、区、5株すべての茎数(整数)。使う値は、2・3・4番目に大きい値の平均</w:t>
+              <w:t xml:space="preserve">ATI名、場所、播種日、苗の日齢、TPとb(2区とも)</w:t>
             </w:r>
           </w:p>
         </w:tc>
@@ -1142,6 +1283,234 @@
                 <w:sz w:val="19"/>
                 <w:szCs w:val="19"/>
               </w:rPr>
+              <w:t xml:space="preserve">Entry(水位)</w:t>
+            </w:r>
+          </w:p>
+        </w:tc>
+        <w:tc>
+          <w:tcPr>
+            <w:tcW w:type="dxa" w:w="6760"/>
+            <w:tcMar>
+              <w:top w:type="dxa" w:w="60"/>
+              <w:left w:type="dxa" w:w="100"/>
+              <w:bottom w:type="dxa" w:w="60"/>
+              <w:right w:type="dxa" w:w="100"/>
+            </w:tcMar>
+          </w:tcPr>
+          <w:p>
+            <w:pPr>
+              <w:spacing w:after="20" w:line="270"/>
+            </w:pPr>
+            <w:r>
+              <w:rPr>
+                <w:rFonts w:ascii="Arial" w:cs="Nirmala UI" w:eastAsia="Yu Gothic" w:hAnsi="Arial"/>
+                <w:b w:val="false"/>
+                <w:bCs w:val="false"/>
+                <w:sz w:val="19"/>
+                <w:szCs w:val="19"/>
+              </w:rPr>
+              <w:t xml:space="preserve">日付、FPのm、3F4D+MDのm。灌漑「Yes」のときは、その区の灌漑前と灌漑後の読み</w:t>
+            </w:r>
+          </w:p>
+        </w:tc>
+      </w:tr>
+      <w:tr>
+        <w:trPr>
+          <w:tblHeader w:val="false"/>
+        </w:trPr>
+        <w:tc>
+          <w:tcPr>
+            <w:tcW w:type="dxa" w:w="2600"/>
+            <w:tcMar>
+              <w:top w:type="dxa" w:w="60"/>
+              <w:left w:type="dxa" w:w="100"/>
+              <w:bottom w:type="dxa" w:w="60"/>
+              <w:right w:type="dxa" w:w="100"/>
+            </w:tcMar>
+          </w:tcPr>
+          <w:p>
+            <w:pPr>
+              <w:spacing w:after="20" w:line="270"/>
+            </w:pPr>
+            <w:r>
+              <w:rPr>
+                <w:rFonts w:ascii="Arial" w:cs="Nirmala UI" w:eastAsia="Yu Gothic" w:hAnsi="Arial"/>
+                <w:b w:val="false"/>
+                <w:bCs w:val="false"/>
+                <w:sz w:val="19"/>
+                <w:szCs w:val="19"/>
+              </w:rPr>
+              <w:t xml:space="preserve">Field records: 施肥</w:t>
+            </w:r>
+          </w:p>
+        </w:tc>
+        <w:tc>
+          <w:tcPr>
+            <w:tcW w:type="dxa" w:w="6760"/>
+            <w:tcMar>
+              <w:top w:type="dxa" w:w="60"/>
+              <w:left w:type="dxa" w:w="100"/>
+              <w:bottom w:type="dxa" w:w="60"/>
+              <w:right w:type="dxa" w:w="100"/>
+            </w:tcMar>
+          </w:tcPr>
+          <w:p>
+            <w:pPr>
+              <w:spacing w:after="20" w:line="270"/>
+            </w:pPr>
+            <w:r>
+              <w:rPr>
+                <w:rFonts w:ascii="Arial" w:cs="Nirmala UI" w:eastAsia="Yu Gothic" w:hAnsi="Arial"/>
+                <w:b w:val="false"/>
+                <w:bCs w:val="false"/>
+                <w:sz w:val="19"/>
+                <w:szCs w:val="19"/>
+              </w:rPr>
+              <w:t xml:space="preserve">日付、区、1つ以上の肥料の量(kg)</w:t>
+            </w:r>
+          </w:p>
+        </w:tc>
+      </w:tr>
+      <w:tr>
+        <w:trPr>
+          <w:tblHeader w:val="false"/>
+        </w:trPr>
+        <w:tc>
+          <w:tcPr>
+            <w:tcW w:type="dxa" w:w="2600"/>
+            <w:tcMar>
+              <w:top w:type="dxa" w:w="60"/>
+              <w:left w:type="dxa" w:w="100"/>
+              <w:bottom w:type="dxa" w:w="60"/>
+              <w:right w:type="dxa" w:w="100"/>
+            </w:tcMar>
+          </w:tcPr>
+          <w:p>
+            <w:pPr>
+              <w:spacing w:after="20" w:line="270"/>
+            </w:pPr>
+            <w:r>
+              <w:rPr>
+                <w:rFonts w:ascii="Arial" w:cs="Nirmala UI" w:eastAsia="Yu Gothic" w:hAnsi="Arial"/>
+                <w:b w:val="false"/>
+                <w:bCs w:val="false"/>
+                <w:sz w:val="19"/>
+                <w:szCs w:val="19"/>
+              </w:rPr>
+              <w:t xml:space="preserve">Field records: 農薬</w:t>
+            </w:r>
+          </w:p>
+        </w:tc>
+        <w:tc>
+          <w:tcPr>
+            <w:tcW w:type="dxa" w:w="6760"/>
+            <w:tcMar>
+              <w:top w:type="dxa" w:w="60"/>
+              <w:left w:type="dxa" w:w="100"/>
+              <w:bottom w:type="dxa" w:w="60"/>
+              <w:right w:type="dxa" w:w="100"/>
+            </w:tcMar>
+          </w:tcPr>
+          <w:p>
+            <w:pPr>
+              <w:spacing w:after="20" w:line="270"/>
+            </w:pPr>
+            <w:r>
+              <w:rPr>
+                <w:rFonts w:ascii="Arial" w:cs="Nirmala UI" w:eastAsia="Yu Gothic" w:hAnsi="Arial"/>
+                <w:b w:val="false"/>
+                <w:bCs w:val="false"/>
+                <w:sz w:val="19"/>
+                <w:szCs w:val="19"/>
+              </w:rPr>
+              <w:t xml:space="preserve">日付、区、種類、薬剤名</w:t>
+            </w:r>
+          </w:p>
+        </w:tc>
+      </w:tr>
+      <w:tr>
+        <w:trPr>
+          <w:tblHeader w:val="false"/>
+        </w:trPr>
+        <w:tc>
+          <w:tcPr>
+            <w:tcW w:type="dxa" w:w="2600"/>
+            <w:tcMar>
+              <w:top w:type="dxa" w:w="60"/>
+              <w:left w:type="dxa" w:w="100"/>
+              <w:bottom w:type="dxa" w:w="60"/>
+              <w:right w:type="dxa" w:w="100"/>
+            </w:tcMar>
+          </w:tcPr>
+          <w:p>
+            <w:pPr>
+              <w:spacing w:after="20" w:line="270"/>
+            </w:pPr>
+            <w:r>
+              <w:rPr>
+                <w:rFonts w:ascii="Arial" w:cs="Nirmala UI" w:eastAsia="Yu Gothic" w:hAnsi="Arial"/>
+                <w:b w:val="false"/>
+                <w:bCs w:val="false"/>
+                <w:sz w:val="19"/>
+                <w:szCs w:val="19"/>
+              </w:rPr>
+              <w:t xml:space="preserve">Field records: 分げつ数</w:t>
+            </w:r>
+          </w:p>
+        </w:tc>
+        <w:tc>
+          <w:tcPr>
+            <w:tcW w:type="dxa" w:w="6760"/>
+            <w:tcMar>
+              <w:top w:type="dxa" w:w="60"/>
+              <w:left w:type="dxa" w:w="100"/>
+              <w:bottom w:type="dxa" w:w="60"/>
+              <w:right w:type="dxa" w:w="100"/>
+            </w:tcMar>
+          </w:tcPr>
+          <w:p>
+            <w:pPr>
+              <w:spacing w:after="20" w:line="270"/>
+            </w:pPr>
+            <w:r>
+              <w:rPr>
+                <w:rFonts w:ascii="Arial" w:cs="Nirmala UI" w:eastAsia="Yu Gothic" w:hAnsi="Arial"/>
+                <w:b w:val="false"/>
+                <w:bCs w:val="false"/>
+                <w:sz w:val="19"/>
+                <w:szCs w:val="19"/>
+              </w:rPr>
+              <w:t xml:space="preserve">日付、区、5株すべての茎数(整数)。使う値は、2・3・4番目に大きい値の平均</w:t>
+            </w:r>
+          </w:p>
+        </w:tc>
+      </w:tr>
+      <w:tr>
+        <w:trPr>
+          <w:tblHeader w:val="false"/>
+        </w:trPr>
+        <w:tc>
+          <w:tcPr>
+            <w:tcW w:type="dxa" w:w="2600"/>
+            <w:tcMar>
+              <w:top w:type="dxa" w:w="60"/>
+              <w:left w:type="dxa" w:w="100"/>
+              <w:bottom w:type="dxa" w:w="60"/>
+              <w:right w:type="dxa" w:w="100"/>
+            </w:tcMar>
+          </w:tcPr>
+          <w:p>
+            <w:pPr>
+              <w:spacing w:after="20" w:line="270"/>
+            </w:pPr>
+            <w:r>
+              <w:rPr>
+                <w:rFonts w:ascii="Arial" w:cs="Nirmala UI" w:eastAsia="Yu Gothic" w:hAnsi="Arial"/>
+                <w:b w:val="false"/>
+                <w:bCs w:val="false"/>
+                <w:sz w:val="19"/>
+                <w:szCs w:val="19"/>
+              </w:rPr>
               <w:t xml:space="preserve">TPとbの再測定</w:t>
             </w:r>
           </w:p>
@@ -1236,7 +1605,40 @@
         <w:rPr>
           <w:rFonts w:ascii="Arial" w:cs="Nirmala UI" w:eastAsia="Yu Gothic" w:hAnsi="Arial"/>
         </w:rPr>
-        <w:t xml:space="preserve">直したあとは、もう一度「Copy my data」を押し、シートの最終行の下に貼り付ける。同じATIの最も新しい貼り付けだけが、比較に使われる(古い貼り付けは無視される)。</w:t>
+        <w:t xml:space="preserve">直したあとも、自動で送られる。シートでは、同じATIの最も新しい版が使われる。</w:t>
+      </w:r>
+    </w:p>
+    <w:p>
+      <w:pPr>
+        <w:pStyle w:val="Heading2"/>
+        <w:spacing w:after="100" w:before="220"/>
+      </w:pPr>
+      <w:r>
+        <w:rPr>
+          <w:rFonts w:ascii="Arial" w:cs="Nirmala UI" w:eastAsia="Yu Gothic" w:hAnsi="Arial"/>
+          <w:b/>
+          <w:bCs/>
+          <w:color w:val="1F4E5F"/>
+          <w:sz w:val="25"/>
+          <w:szCs w:val="25"/>
+        </w:rPr>
+        <w:t xml:space="preserve">3.4 新しいスマートフォンで続ける</w:t>
+      </w:r>
+    </w:p>
+    <w:p>
+      <w:pPr>
+        <w:pStyle w:val="ListParagraph"/>
+        <w:numPr>
+          <w:ilvl w:val="0"/>
+          <w:numId w:val="3"/>
+        </w:numPr>
+        <w:spacing w:after="60" w:line="290"/>
+      </w:pPr>
+      <w:r>
+        <w:rPr>
+          <w:rFonts w:ascii="Arial" w:cs="Nirmala UI" w:eastAsia="Yu Gothic" w:hAnsi="Arial"/>
+        </w:rPr>
+        <w:t xml:space="preserve">クラス設定リンクを開く。Share タブ ▸ Restore from the sheet に、ATI名(シートにあるとおりの名前)を入れて「Restore from sheet」を押すと、シートにあるデータが、その端末に戻る。</w:t>
       </w:r>
     </w:p>
     <w:p>
@@ -1269,7 +1671,7 @@
         <w:rPr>
           <w:rFonts w:ascii="Arial" w:cs="Nirmala UI" w:eastAsia="Yu Gothic" w:hAnsi="Arial"/>
         </w:rPr>
-        <w:t xml:space="preserve">Share タブで「比較用リンク」を入れ、Compare タブの「Load from shared sheet」を押すと、シートにある他のATIが読み込まれる。見たいATIは、チェックで選ぶ。</w:t>
+        <w:t xml:space="preserve">Compare タブは、開くと、シートの全ATIを読み込む。「Refresh from sheet」で読み込み直せる。見たいATIは、チェックで選ぶ。</w:t>
       </w:r>
     </w:p>
     <w:p>
@@ -1333,7 +1735,7 @@
         <w:rPr>
           <w:rFonts w:ascii="Arial" w:cs="Nirmala UI" w:eastAsia="Yu Gothic" w:hAnsi="Arial"/>
         </w:rPr>
-        <w:t xml:space="preserve">インターネットなしに見え方を確かめるには、Setup の「Try with demo data」を使う(Compare にもデモのATIが出る)。</w:t>
+        <w:t xml:space="preserve">シートにつなげずに見え方を確かめるには、Setup の「Try with demo data」を使う(Compare にもデモのATIが出る)。デモでは、何も送られない。</w:t>
       </w:r>
     </w:p>
     <w:p>
@@ -1374,7 +1776,7 @@
         <w:rPr>
           <w:rFonts w:ascii="Arial" w:cs="Nirmala UI" w:eastAsia="Yu Gothic" w:hAnsi="Arial"/>
         </w:rPr>
-        <w:t xml:space="preserve">Setup の「Try with demo data」で、例のデータでアプリが開く。何も保存されない。Compare も試せる。やめるときは上の「Exit demo」。</w:t>
+        <w:t xml:space="preserve">Setup の「Try with demo data」で、例のデータでアプリが開く。何も保存・送信されない。やめるときは上の「Exit demo」。</w:t>
       </w:r>
     </w:p>
     <w:p>
@@ -1398,7 +1800,7 @@
         <w:rPr>
           <w:rFonts w:ascii="Arial" w:cs="Nirmala UI" w:eastAsia="Yu Gothic" w:hAnsi="Arial"/>
         </w:rPr>
-        <w:t xml:space="preserve">データは、そのスマートフォンのブラウザにだけ保存される。Share の「Export file (JSON)」で、ときどき保存する。機種変更も、この方法で行う。</w:t>
+        <w:t xml:space="preserve">正本はシートにある。端末にも、送信が済むまでの控えが残る。Share の「Export file (JSON)」で、ときどき保存してもよい。</w:t>
       </w:r>
     </w:p>
     <w:p>
@@ -1422,7 +1824,7 @@
         <w:rPr>
           <w:rFonts w:ascii="Arial" w:cs="Nirmala UI" w:eastAsia="Yu Gothic" w:hAnsi="Arial"/>
         </w:rPr>
-        <w:t xml:space="preserve">Share の「Create link」で、シートを使わず、ダッシュボードだけを渡すリンクも作れる。</w:t>
+        <w:t xml:space="preserve">Share の「Create link」で、ダッシュボードだけを渡すリンクも作れる。</w:t>
       </w:r>
     </w:p>
     <w:p>
@@ -1479,7 +1881,7 @@
         <w:rPr>
           <w:rFonts w:ascii="Arial" w:cs="Nirmala UI" w:eastAsia="Yu Gothic" w:hAnsi="Arial"/>
         </w:rPr>
-        <w:t xml:space="preserve">ATI名は、全ATIで重複しないようにする。同じ名前の貼り付けは、同じATIとして扱われる。</w:t>
+        <w:t xml:space="preserve">ATI名は、全ATIで重複しないようにする。同じ名前は、同じATIとして扱われる。</w:t>
       </w:r>
     </w:p>
     <w:p>
@@ -1495,7 +1897,7 @@
         <w:rPr>
           <w:rFonts w:ascii="Arial" w:cs="Nirmala UI" w:eastAsia="Yu Gothic" w:hAnsi="Arial"/>
         </w:rPr>
-        <w:t xml:space="preserve">貼り付けは、毎回、そのATIの全データを入れる(差分ではない)。そのため、貼るたびにシートの行が増える。先生は、ときどき、古い貼り付けの行を消してよい(列Bの「Upload」が古いもの)。1回の貼り付けは、約190行。</w:t>
+        <w:t xml:space="preserve">送信ごとに、そのATIの全データが1行にまとめて入る(差分ではない)。シートの「Updated」は、送信の日時を表すU+数字で、アプリが自動で入れる。シートで書き換えない。見出し行と列の名前も変えない。</w:t>
       </w:r>
     </w:p>
     <w:p>
@@ -1511,7 +1913,7 @@
         <w:rPr>
           <w:rFonts w:ascii="Arial" w:cs="Nirmala UI" w:eastAsia="Yu Gothic" w:hAnsi="Arial"/>
         </w:rPr>
-        <w:t xml:space="preserve">列Bの「Upload」は、貼り付けの日時(年月日時分)を表す数字。アプリが自動で入れる。シートで書き換えない。見出し行と列の順序も変えない。</w:t>
+        <w:t xml:space="preserve">同じATIを2台の端末で使うと、あとに保存した版が、シートで最新になる。先に、Refresh で最新を読み込んでから入力する。</w:t>
       </w:r>
     </w:p>
     <w:p>
@@ -1527,7 +1929,7 @@
         <w:rPr>
           <w:rFonts w:ascii="Arial" w:cs="Nirmala UI" w:eastAsia="Yu Gothic" w:hAnsi="Arial"/>
         </w:rPr>
-        <w:t xml:space="preserve">シートが日付を自動で別の形式に直しても、アプリは読める。</w:t>
+        <w:t xml:space="preserve">確認済み: アプリの計算が、元のExcelの値と一致すること。必須チェック、修正、デモ、フォームへの送信と、シートからの復元・読み込み(Googleの代わりの模擬データで。2台の端末の模擬を含む)。</w:t>
       </w:r>
     </w:p>
     <w:p>
@@ -1543,23 +1945,7 @@
         <w:rPr>
           <w:rFonts w:ascii="Arial" w:cs="Nirmala UI" w:eastAsia="Yu Gothic" w:hAnsi="Arial"/>
         </w:rPr>
-        <w:t xml:space="preserve">確認済み: アプリの計算が、元のExcelの値と一致すること。必須チェック、修正、デモ、コピーした行の形式、読み込み(Googleの代わりの模擬データで)。</w:t>
-      </w:r>
-    </w:p>
-    <w:p>
-      <w:pPr>
-        <w:pStyle w:val="ListParagraph"/>
-        <w:numPr>
-          <w:ilvl w:val="0"/>
-          <w:numId w:val="3"/>
-        </w:numPr>
-        <w:spacing w:after="60" w:line="290"/>
-      </w:pPr>
-      <w:r>
-        <w:rPr>
-          <w:rFonts w:ascii="Arial" w:cs="Nirmala UI" w:eastAsia="Yu Gothic" w:hAnsi="Arial"/>
-        </w:rPr>
-        <w:t xml:space="preserve">未確認: 本物のGoogleシートでの貼り付けと「ウェブに公開」のCSVの読み込み、実機のスマートフォンでの動作、ベンガル語の正確さ。最初のATIで、必ず試験してから配布する。</w:t>
+        <w:t xml:space="preserve">未確認: 本物のGoogleフォームへの送信と、「ウェブに公開」のCSVの読み込み、実機のスマートフォンでの動作、ベンガル語の正確さ。最初のATIで、必ず試験してから配布する。</w:t>
       </w:r>
     </w:p>
     <w:sectPr>

--- a/manual/ATI_Monitor_App_Manual_JP.docx
+++ b/manual/ATI_Monitor_App_Manual_JP.docx
@@ -32,7 +32,7 @@
           <w:sz w:val="22"/>
           <w:szCs w:val="22"/>
         </w:rPr>
-        <w:t xml:space="preserve">入力・自動計算・Googleシートへの自動保存・他ATIとの比較</w:t>
+        <w:t xml:space="preserve">入力・自動計算・Googleシートへの自動書き込み・他ATIとの比較</w:t>
       </w:r>
     </w:p>
     <w:p>
@@ -60,7 +60,7 @@
         <w:rPr>
           <w:rFonts w:ascii="Arial" w:cs="Nirmala UI" w:eastAsia="Yu Gothic" w:hAnsi="Arial"/>
         </w:rPr>
-        <w:t xml:space="preserve">ATI Water Monitor は、FP(農家慣行)区と3F4D+MD区の水位を、スマートフォンで記録するアプリです。保存すると、先生が用意した共有Googleシートに、Googleフォームを通して自動で送られます。画面に出るデータは、端末ではなく、シートに保存されたものです。自分のATIと他のATIをグラフで比べられます。</w:t>
+        <w:t xml:space="preserve">ATI Water Monitor は、FP(農家慣行)区と3F4D+MD区の水位を、スマートフォンで記録するアプリです。保存すると、先生が用意した共有Googleシートに、シートのスクリプト(Google Apps Script)を通して、自動で書き込まれます。画面に出るデータは、端末ではなく、シートに保存されたものです。自分のATIと他のATIをグラフで比べられます。</w:t>
       </w:r>
     </w:p>
     <w:tbl>
@@ -221,7 +221,7 @@
                 <w:sz w:val="19"/>
                 <w:szCs w:val="19"/>
               </w:rPr>
-              <w:t xml:space="preserve">2. 自動送信</w:t>
+              <w:t xml:space="preserve">2. 自動で書き込み</w:t>
             </w:r>
           </w:p>
         </w:tc>
@@ -247,7 +247,7 @@
                 <w:sz w:val="19"/>
                 <w:szCs w:val="19"/>
               </w:rPr>
-              <w:t xml:space="preserve">「Save entry」などで保存すると、数秒後に、共有シートへ自動で送られる。貼り付けは要らない。</w:t>
+              <w:t xml:space="preserve">「Save entry」などで保存すると、数秒後に、共有シートへ自動で書き込まれる。貼り付けは要らない。</w:t>
             </w:r>
           </w:p>
         </w:tc>
@@ -335,7 +335,7 @@
           <w:sz w:val="30"/>
           <w:szCs w:val="30"/>
         </w:rPr>
-        <w:t xml:space="preserve">2. 先生の準備(Googleフォームと共有シート)</w:t>
+        <w:t xml:space="preserve">2. 先生の準備(Excelの雛形と、シートのスクリプト)</w:t>
       </w:r>
     </w:p>
     <w:p>
@@ -346,7 +346,7 @@
         <w:rPr>
           <w:rFonts w:ascii="Arial" w:cs="Nirmala UI" w:eastAsia="Yu Gothic" w:hAnsi="Arial"/>
         </w:rPr>
-        <w:t xml:space="preserve">管理者(例: 先生)が1回だけ行う。比べたいATI全員が、同じ1つのフォームとシートを使う。</w:t>
+        <w:t xml:space="preserve">管理者(例: 先生)が1回だけ行う。比べたいATI全員が、同じ1つのシートを使う。</w:t>
       </w:r>
     </w:p>
     <w:p>
@@ -364,29 +364,13 @@
           <w:b/>
           <w:bCs/>
         </w:rPr>
-        <w:t xml:space="preserve">フォームを作る</w:t>
-      </w:r>
-      <w:r>
-        <w:rPr>
-          <w:rFonts w:ascii="Arial" w:cs="Nirmala UI" w:eastAsia="Yu Gothic" w:hAnsi="Arial"/>
-        </w:rPr>
-        <w:t xml:space="preserve">: Googleフォームを新しく作り、次の4つの質問を、この順に、この名前のとおりに作る。ATI(記述式)、Updated(記述式)、Summary(記述式)、Data(段落)。質問の名前は、大文字小文字も含めて、そのとおりにする。「必須」にはしない。</w:t>
-      </w:r>
-    </w:p>
-    <w:p>
-      <w:pPr>
-        <w:pStyle w:val="ListParagraph"/>
-        <w:numPr>
-          <w:ilvl w:val="0"/>
-          <w:numId w:val="2"/>
-        </w:numPr>
-        <w:spacing w:after="80" w:line="290"/>
-      </w:pPr>
-      <w:r>
-        <w:rPr>
-          <w:rFonts w:ascii="Arial" w:cs="Nirmala UI" w:eastAsia="Yu Gothic" w:hAnsi="Arial"/>
-        </w:rPr>
-        <w:t xml:space="preserve">フォームの設定で、「ログインを必須にする」「回答を1回に制限する」「メールアドレスを収集する」を、すべてオフにする(学生が、ログインなしで送れるようにするため)。フォームの回答の受け付けは、開いたままにする。</w:t>
+        <w:t xml:space="preserve">シートを作る</w:t>
+      </w:r>
+      <w:r>
+        <w:rPr>
+          <w:rFonts w:ascii="Arial" w:cs="Nirmala UI" w:eastAsia="Yu Gothic" w:hAnsi="Arial"/>
+        </w:rPr>
+        <w:t xml:space="preserve">: アプリの Setup タブの「Excel template」から、雛形 ATI_Monitor_Shared_TEMPLATE.xlsx をダウンロードする。Googleドライブにアップロードし、開いて「ファイル ▸ Googleスプレッドシートとして保存」を選ぶ。</w:t>
       </w:r>
     </w:p>
     <w:p>
@@ -404,13 +388,13 @@
           <w:b/>
           <w:bCs/>
         </w:rPr>
-        <w:t xml:space="preserve">フォームのリンク</w:t>
-      </w:r>
-      <w:r>
-        <w:rPr>
-          <w:rFonts w:ascii="Arial" w:cs="Nirmala UI" w:eastAsia="Yu Gothic" w:hAnsi="Arial"/>
-        </w:rPr>
-        <w:t xml:space="preserve">: 右上の「︙」▸「事前入力したURLを取得」を開く。4つの質問の欄に、それぞれ「ATI」「UPDATED」「SUMMARY」「DATA」と入力する(質問の名前を大文字にしたもの)。「リンクを取得」▸「リンクをコピー」を押す。</w:t>
+        <w:t xml:space="preserve">スクリプトを貼る</w:t>
+      </w:r>
+      <w:r>
+        <w:rPr>
+          <w:rFonts w:ascii="Arial" w:cs="Nirmala UI" w:eastAsia="Yu Gothic" w:hAnsi="Arial"/>
+        </w:rPr>
+        <w:t xml:space="preserve">: シートで「拡張機能 ▸ Apps Script」を開く。最初からあるサンプルのコードを消し、スクリプトを貼って、保存(フロッピーのマーク)を押す。スクリプトは、アプリの Share タブ ▸ Google Sheet connection の「Copy script」でコピーできる(「Download script (.gs)」でファイルも取れる)。</w:t>
       </w:r>
     </w:p>
     <w:p>
@@ -428,13 +412,29 @@
           <w:b/>
           <w:bCs/>
         </w:rPr>
-        <w:t xml:space="preserve">シートを作る</w:t>
-      </w:r>
-      <w:r>
-        <w:rPr>
-          <w:rFonts w:ascii="Arial" w:cs="Nirmala UI" w:eastAsia="Yu Gothic" w:hAnsi="Arial"/>
-        </w:rPr>
-        <w:t xml:space="preserve">: フォームの「回答」タブで「スプレッドシートにリンク」を押し、回答用のシートを作る。</w:t>
+        <w:t xml:space="preserve">公開する(デプロイ)</w:t>
+      </w:r>
+      <w:r>
+        <w:rPr>
+          <w:rFonts w:ascii="Arial" w:cs="Nirmala UI" w:eastAsia="Yu Gothic" w:hAnsi="Arial"/>
+        </w:rPr>
+        <w:t xml:space="preserve">: 右上の「デプロイ ▸ 新しいデプロイ」を押す。歯車のマークから種類「ウェブアプリ」を選ぶ。「次のユーザーとして実行」は「自分」、「アクセスできるユーザー」は「全員」にして「デプロイ」を押す。</w:t>
+      </w:r>
+    </w:p>
+    <w:p>
+      <w:pPr>
+        <w:pStyle w:val="ListParagraph"/>
+        <w:numPr>
+          <w:ilvl w:val="0"/>
+          <w:numId w:val="2"/>
+        </w:numPr>
+        <w:spacing w:after="80" w:line="290"/>
+      </w:pPr>
+      <w:r>
+        <w:rPr>
+          <w:rFonts w:ascii="Arial" w:cs="Nirmala UI" w:eastAsia="Yu Gothic" w:hAnsi="Arial"/>
+        </w:rPr>
+        <w:t xml:space="preserve">初回は「アクセスを承認」の画面が出る。自分のGoogleアカウントを選ぶ。「このアプリは Google で確認されていません」と出るが、自分で作ったスクリプトなので問題ない。「詳細」▸「(安全でないページ)に移動」▸「許可」を押す。</w:t>
       </w:r>
     </w:p>
     <w:p>
@@ -452,13 +452,13 @@
           <w:b/>
           <w:bCs/>
         </w:rPr>
-        <w:t xml:space="preserve">比較用リンク</w:t>
-      </w:r>
-      <w:r>
-        <w:rPr>
-          <w:rFonts w:ascii="Arial" w:cs="Nirmala UI" w:eastAsia="Yu Gothic" w:hAnsi="Arial"/>
-        </w:rPr>
-        <w:t xml:space="preserve">: そのシートで「ファイル ▸ 共有 ▸ ウェブに公開」を開く。「ドキュメント全体」ではなく、回答のシート(「フォームの回答 1」)を選び、形式を「カンマ区切り形式(.csv)」にして「公開」を押す。表示されたリンクをコピーする。</w:t>
+        <w:t xml:space="preserve">ウェブアプリのURL</w:t>
+      </w:r>
+      <w:r>
+        <w:rPr>
+          <w:rFonts w:ascii="Arial" w:cs="Nirmala UI" w:eastAsia="Yu Gothic" w:hAnsi="Arial"/>
+        </w:rPr>
+        <w:t xml:space="preserve">: デプロイが終わると、「…/exec」で終わるURLが出る。コピーする。(あとで見るには、シートのメニュー「ATI Monitor ▸ Show web app URL」)</w:t>
       </w:r>
     </w:p>
     <w:p>
@@ -482,7 +482,7 @@
         <w:rPr>
           <w:rFonts w:ascii="Arial" w:cs="Nirmala UI" w:eastAsia="Yu Gothic" w:hAnsi="Arial"/>
         </w:rPr>
-        <w:t xml:space="preserve">: アプリの Share タブ ▸ Google Sheet connection に、フォームのリンクと比較用リンクを貼る。「Create class setup link」を押すと、1本のリンクができる。このリンクを学生に送る。学生がそれを開くと、2つのリンクが自動で入る。</w:t>
+        <w:t xml:space="preserve">: アプリの Share タブ ▸ Google Sheet connection に、URLを貼る。「Test connection」で「Connected」と出ることを確かめる。「Create class setup link」を押すと、1本のリンクができる。このリンクを学生に送る。学生がそれを開くと、URLが自動で入る。</w:t>
       </w:r>
     </w:p>
     <w:tbl>
@@ -534,7 +534,7 @@
               <w:rPr>
                 <w:rFonts w:ascii="Arial" w:cs="Nirmala UI" w:eastAsia="Yu Gothic" w:hAnsi="Arial"/>
               </w:rPr>
-              <w:t xml:space="preserve">フォームのリンクを知っている人は、誰でもデータを送れる。リンクは学生だけに伝える。比較用リンクを知っている人は、データ(水位・灌漑量など。農家の名前は入らない)を読める。公開をやめるときは、「ウェブに公開」の画面で「公開を停止」を押す。誤って行を消したときは、「ファイル ▸ 変更履歴 ▸ 版の履歴」で戻せる。</w:t>
+              <w:t xml:space="preserve">URLを知っている人は、誰でもデータを書き込める。URLとクラス設定リンクは、学生にだけ伝える。誤ってデータが消えたときは、「ファイル ▸ 変更履歴 ▸ 版の履歴」で戻せる。スクリプトを書き換えたときは、「デプロイ ▸ デプロイを管理 ▸ 編集 ▸ 新しいバージョン」で更新する。</w:t>
             </w:r>
           </w:p>
         </w:tc>
@@ -550,13 +550,13 @@
           <w:b/>
           <w:bCs/>
         </w:rPr>
-        <w:t xml:space="preserve">行の増え方: </w:t>
-      </w:r>
-      <w:r>
-        <w:rPr>
-          <w:rFonts w:ascii="Arial" w:cs="Nirmala UI" w:eastAsia="Yu Gothic" w:hAnsi="Arial"/>
-        </w:rPr>
-        <w:t xml:space="preserve">保存のたびに、シートに1行(約2〜3 KB)が増える。各ATIの最新の1行だけが使われる。古い行は、ときどき消してよい(各ATIの最新の行は消さない)。シートが大きくなったら、別のタブ「Latest」を作り、A1:D1 に ATI、Updated、Summary、Data と書き、A2 に =SORTN(SORT('フォームの回答 1'!B2:E,2,FALSE),9999,2,1,TRUE) を入れて、このタブを公開する方法もある(この式は未確認。最初に試すこと)。</w:t>
+        <w:t xml:space="preserve">シートの中身: </w:t>
+      </w:r>
+      <w:r>
+        <w:rPr>
+          <w:rFonts w:ascii="Arial" w:cs="Nirmala UI" w:eastAsia="Yu Gothic" w:hAnsi="Arial"/>
+        </w:rPr>
+        <w:t xml:space="preserve">保存のたびに、そのATIの行が置き換わる(行は増え続けない)。「Data」タブは毎日の結果を読みやすく並べたもの、「ATIs」タブはATIごとの要約、「_Store」は、アプリが使う隠しタブ。これらは、スクリプトが書く。手で書き換えない。見出し行とタブ名も変えない。</w:t>
       </w:r>
     </w:p>
     <w:p>
@@ -807,7 +807,322 @@
         <w:rPr>
           <w:rFonts w:ascii="Arial" w:cs="Nirmala UI" w:eastAsia="Yu Gothic" w:hAnsi="Arial"/>
         </w:rPr>
-        <w:t xml:space="preserve">保存すると、数秒後にシートへ自動で送られる。ダッシュボードの上の1行で、状態を確認できる。</w:t>
+        <w:t xml:space="preserve">保存すると、数秒後にシートへ自動で書き込まれる。ダッシュボードの上の1行で、状態を確認できる。</w:t>
+      </w:r>
+    </w:p>
+    <w:tbl>
+      <w:tblPr>
+        <w:tblW w:type="dxa" w:w="9360"/>
+        <w:tblBorders>
+          <w:top w:val="single" w:color="BFC5C9" w:sz="4"/>
+          <w:left w:val="single" w:color="BFC5C9" w:sz="4"/>
+          <w:bottom w:val="single" w:color="BFC5C9" w:sz="4"/>
+          <w:right w:val="single" w:color="BFC5C9" w:sz="4"/>
+          <w:insideH w:val="single" w:color="BFC5C9" w:sz="4"/>
+          <w:insideV w:val="single" w:color="BFC5C9" w:sz="4"/>
+        </w:tblBorders>
+      </w:tblPr>
+      <w:tblGrid>
+        <w:gridCol w:w="3200"/>
+        <w:gridCol w:w="6160"/>
+      </w:tblGrid>
+      <w:tr>
+        <w:trPr>
+          <w:tblHeader/>
+        </w:trPr>
+        <w:tc>
+          <w:tcPr>
+            <w:tcW w:type="dxa" w:w="3200"/>
+            <w:shd w:fill="DCE8EC" w:val="clear"/>
+            <w:tcMar>
+              <w:top w:type="dxa" w:w="60"/>
+              <w:left w:type="dxa" w:w="100"/>
+              <w:bottom w:type="dxa" w:w="60"/>
+              <w:right w:type="dxa" w:w="100"/>
+            </w:tcMar>
+          </w:tcPr>
+          <w:p>
+            <w:pPr>
+              <w:spacing w:after="20" w:line="270"/>
+            </w:pPr>
+            <w:r>
+              <w:rPr>
+                <w:rFonts w:ascii="Arial" w:cs="Nirmala UI" w:eastAsia="Yu Gothic" w:hAnsi="Arial"/>
+                <w:b/>
+                <w:bCs/>
+                <w:sz w:val="19"/>
+                <w:szCs w:val="19"/>
+              </w:rPr>
+              <w:t xml:space="preserve">表示</w:t>
+            </w:r>
+          </w:p>
+        </w:tc>
+        <w:tc>
+          <w:tcPr>
+            <w:tcW w:type="dxa" w:w="6160"/>
+            <w:shd w:fill="DCE8EC" w:val="clear"/>
+            <w:tcMar>
+              <w:top w:type="dxa" w:w="60"/>
+              <w:left w:type="dxa" w:w="100"/>
+              <w:bottom w:type="dxa" w:w="60"/>
+              <w:right w:type="dxa" w:w="100"/>
+            </w:tcMar>
+          </w:tcPr>
+          <w:p>
+            <w:pPr>
+              <w:spacing w:after="20" w:line="270"/>
+            </w:pPr>
+            <w:r>
+              <w:rPr>
+                <w:rFonts w:ascii="Arial" w:cs="Nirmala UI" w:eastAsia="Yu Gothic" w:hAnsi="Arial"/>
+                <w:b/>
+                <w:bCs/>
+                <w:sz w:val="19"/>
+                <w:szCs w:val="19"/>
+              </w:rPr>
+              <w:t xml:space="preserve">意味と対応</w:t>
+            </w:r>
+          </w:p>
+        </w:tc>
+      </w:tr>
+      <w:tr>
+        <w:trPr>
+          <w:tblHeader w:val="false"/>
+        </w:trPr>
+        <w:tc>
+          <w:tcPr>
+            <w:tcW w:type="dxa" w:w="3200"/>
+            <w:tcMar>
+              <w:top w:type="dxa" w:w="60"/>
+              <w:left w:type="dxa" w:w="100"/>
+              <w:bottom w:type="dxa" w:w="60"/>
+              <w:right w:type="dxa" w:w="100"/>
+            </w:tcMar>
+          </w:tcPr>
+          <w:p>
+            <w:pPr>
+              <w:spacing w:after="20" w:line="270"/>
+            </w:pPr>
+            <w:r>
+              <w:rPr>
+                <w:rFonts w:ascii="Arial" w:cs="Nirmala UI" w:eastAsia="Yu Gothic" w:hAnsi="Arial"/>
+                <w:b w:val="false"/>
+                <w:bCs w:val="false"/>
+                <w:sz w:val="19"/>
+                <w:szCs w:val="19"/>
+              </w:rPr>
+              <w:t xml:space="preserve">Not yet saved in the Google Sheet.</w:t>
+            </w:r>
+          </w:p>
+        </w:tc>
+        <w:tc>
+          <w:tcPr>
+            <w:tcW w:type="dxa" w:w="6160"/>
+            <w:tcMar>
+              <w:top w:type="dxa" w:w="60"/>
+              <w:left w:type="dxa" w:w="100"/>
+              <w:bottom w:type="dxa" w:w="60"/>
+              <w:right w:type="dxa" w:w="100"/>
+            </w:tcMar>
+          </w:tcPr>
+          <w:p>
+            <w:pPr>
+              <w:spacing w:after="20" w:line="270"/>
+            </w:pPr>
+            <w:r>
+              <w:rPr>
+                <w:rFonts w:ascii="Arial" w:cs="Nirmala UI" w:eastAsia="Yu Gothic" w:hAnsi="Arial"/>
+                <w:b w:val="false"/>
+                <w:bCs w:val="false"/>
+                <w:sz w:val="19"/>
+                <w:szCs w:val="19"/>
+              </w:rPr>
+              <w:t xml:space="preserve">まだシートに入っていない。インターネットにつながると自動で送る。「Send now」でも送れる。</w:t>
+            </w:r>
+          </w:p>
+        </w:tc>
+      </w:tr>
+      <w:tr>
+        <w:trPr>
+          <w:tblHeader w:val="false"/>
+        </w:trPr>
+        <w:tc>
+          <w:tcPr>
+            <w:tcW w:type="dxa" w:w="3200"/>
+            <w:tcMar>
+              <w:top w:type="dxa" w:w="60"/>
+              <w:left w:type="dxa" w:w="100"/>
+              <w:bottom w:type="dxa" w:w="60"/>
+              <w:right w:type="dxa" w:w="100"/>
+            </w:tcMar>
+          </w:tcPr>
+          <w:p>
+            <w:pPr>
+              <w:spacing w:after="20" w:line="270"/>
+            </w:pPr>
+            <w:r>
+              <w:rPr>
+                <w:rFonts w:ascii="Arial" w:cs="Nirmala UI" w:eastAsia="Yu Gothic" w:hAnsi="Arial"/>
+                <w:b w:val="false"/>
+                <w:bCs w:val="false"/>
+                <w:sz w:val="19"/>
+                <w:szCs w:val="19"/>
+              </w:rPr>
+              <w:t xml:space="preserve">Saved in Google Sheet</w:t>
+            </w:r>
+          </w:p>
+        </w:tc>
+        <w:tc>
+          <w:tcPr>
+            <w:tcW w:type="dxa" w:w="6160"/>
+            <w:tcMar>
+              <w:top w:type="dxa" w:w="60"/>
+              <w:left w:type="dxa" w:w="100"/>
+              <w:bottom w:type="dxa" w:w="60"/>
+              <w:right w:type="dxa" w:w="100"/>
+            </w:tcMar>
+          </w:tcPr>
+          <w:p>
+            <w:pPr>
+              <w:spacing w:after="20" w:line="270"/>
+            </w:pPr>
+            <w:r>
+              <w:rPr>
+                <w:rFonts w:ascii="Arial" w:cs="Nirmala UI" w:eastAsia="Yu Gothic" w:hAnsi="Arial"/>
+                <w:b w:val="false"/>
+                <w:bCs w:val="false"/>
+                <w:sz w:val="19"/>
+                <w:szCs w:val="19"/>
+              </w:rPr>
+              <w:t xml:space="preserve">シートに保存された。この状態が正常。</w:t>
+            </w:r>
+          </w:p>
+        </w:tc>
+      </w:tr>
+      <w:tr>
+        <w:trPr>
+          <w:tblHeader w:val="false"/>
+        </w:trPr>
+        <w:tc>
+          <w:tcPr>
+            <w:tcW w:type="dxa" w:w="3200"/>
+            <w:tcMar>
+              <w:top w:type="dxa" w:w="60"/>
+              <w:left w:type="dxa" w:w="100"/>
+              <w:bottom w:type="dxa" w:w="60"/>
+              <w:right w:type="dxa" w:w="100"/>
+            </w:tcMar>
+          </w:tcPr>
+          <w:p>
+            <w:pPr>
+              <w:spacing w:after="20" w:line="270"/>
+            </w:pPr>
+            <w:r>
+              <w:rPr>
+                <w:rFonts w:ascii="Arial" w:cs="Nirmala UI" w:eastAsia="Yu Gothic" w:hAnsi="Arial"/>
+                <w:b w:val="false"/>
+                <w:bCs w:val="false"/>
+                <w:sz w:val="19"/>
+                <w:szCs w:val="19"/>
+              </w:rPr>
+              <w:t xml:space="preserve">No internet or no answer…</w:t>
+            </w:r>
+          </w:p>
+        </w:tc>
+        <w:tc>
+          <w:tcPr>
+            <w:tcW w:type="dxa" w:w="6160"/>
+            <w:tcMar>
+              <w:top w:type="dxa" w:w="60"/>
+              <w:left w:type="dxa" w:w="100"/>
+              <w:bottom w:type="dxa" w:w="60"/>
+              <w:right w:type="dxa" w:w="100"/>
+            </w:tcMar>
+          </w:tcPr>
+          <w:p>
+            <w:pPr>
+              <w:spacing w:after="20" w:line="270"/>
+            </w:pPr>
+            <w:r>
+              <w:rPr>
+                <w:rFonts w:ascii="Arial" w:cs="Nirmala UI" w:eastAsia="Yu Gothic" w:hAnsi="Arial"/>
+                <w:b w:val="false"/>
+                <w:bCs w:val="false"/>
+                <w:sz w:val="19"/>
+                <w:szCs w:val="19"/>
+              </w:rPr>
+              <w:t xml:space="preserve">インターネットがない、またはシートが答えない。つながったときにもう一度送る。続くときは、先生にURLとデプロイを確認してもらう。</w:t>
+            </w:r>
+          </w:p>
+        </w:tc>
+      </w:tr>
+      <w:tr>
+        <w:trPr>
+          <w:tblHeader w:val="false"/>
+        </w:trPr>
+        <w:tc>
+          <w:tcPr>
+            <w:tcW w:type="dxa" w:w="3200"/>
+            <w:tcMar>
+              <w:top w:type="dxa" w:w="60"/>
+              <w:left w:type="dxa" w:w="100"/>
+              <w:bottom w:type="dxa" w:w="60"/>
+              <w:right w:type="dxa" w:w="100"/>
+            </w:tcMar>
+          </w:tcPr>
+          <w:p>
+            <w:pPr>
+              <w:spacing w:after="20" w:line="270"/>
+            </w:pPr>
+            <w:r>
+              <w:rPr>
+                <w:rFonts w:ascii="Arial" w:cs="Nirmala UI" w:eastAsia="Yu Gothic" w:hAnsi="Arial"/>
+                <w:b w:val="false"/>
+                <w:bCs w:val="false"/>
+                <w:sz w:val="19"/>
+                <w:szCs w:val="19"/>
+              </w:rPr>
+              <w:t xml:space="preserve">The sheet script refused the data…</w:t>
+            </w:r>
+          </w:p>
+        </w:tc>
+        <w:tc>
+          <w:tcPr>
+            <w:tcW w:type="dxa" w:w="6160"/>
+            <w:tcMar>
+              <w:top w:type="dxa" w:w="60"/>
+              <w:left w:type="dxa" w:w="100"/>
+              <w:bottom w:type="dxa" w:w="60"/>
+              <w:right w:type="dxa" w:w="100"/>
+            </w:tcMar>
+          </w:tcPr>
+          <w:p>
+            <w:pPr>
+              <w:spacing w:after="20" w:line="270"/>
+            </w:pPr>
+            <w:r>
+              <w:rPr>
+                <w:rFonts w:ascii="Arial" w:cs="Nirmala UI" w:eastAsia="Yu Gothic" w:hAnsi="Arial"/>
+                <w:b w:val="false"/>
+                <w:bCs w:val="false"/>
+                <w:sz w:val="19"/>
+                <w:szCs w:val="19"/>
+              </w:rPr>
+              <w:t xml:space="preserve">シートのスクリプトがデータを受け付けなかった。先生に伝える。</w:t>
+            </w:r>
+          </w:p>
+        </w:tc>
+      </w:tr>
+    </w:tbl>
+    <w:p>
+      <w:pPr>
+        <w:spacing w:after="100" w:line="300"/>
+      </w:pPr>
+      <w:r>
+        <w:rPr>
+          <w:rFonts w:ascii="Arial" w:cs="Nirmala UI" w:eastAsia="Yu Gothic" w:hAnsi="Arial"/>
+        </w:rPr>
+        <w:t xml:space="preserve">インターネットがない田んぼでも、入力して保存できる。データは端末に一時的に残り、つながったときにシートへ書き込まれる。</w:t>
       </w:r>
     </w:p>
     <w:tbl>
@@ -853,7 +1168,7 @@
                 <w:sz w:val="19"/>
                 <w:szCs w:val="19"/>
               </w:rPr>
-              <w:t xml:space="preserve">表示</w:t>
+              <w:t xml:space="preserve">入力</w:t>
             </w:r>
           </w:p>
         </w:tc>
@@ -880,7 +1195,7 @@
                 <w:sz w:val="19"/>
                 <w:szCs w:val="19"/>
               </w:rPr>
-              <w:t xml:space="preserve">意味と対応</w:t>
+              <w:t xml:space="preserve">必須の項目</w:t>
             </w:r>
           </w:p>
         </w:tc>
@@ -911,7 +1226,7 @@
                 <w:sz w:val="19"/>
                 <w:szCs w:val="19"/>
               </w:rPr>
-              <w:t xml:space="preserve">Not yet sent</w:t>
+              <w:t xml:space="preserve">Setup</w:t>
             </w:r>
           </w:p>
         </w:tc>
@@ -937,7 +1252,7 @@
                 <w:sz w:val="19"/>
                 <w:szCs w:val="19"/>
               </w:rPr>
-              <w:t xml:space="preserve">まだ送っていない。インターネットにつながると自動で送る。「Send now」でも送れる。</w:t>
+              <w:t xml:space="preserve">ATI名、場所、播種日、苗の日齢、TPとb(2区とも)</w:t>
             </w:r>
           </w:p>
         </w:tc>
@@ -968,7 +1283,7 @@
                 <w:sz w:val="19"/>
                 <w:szCs w:val="19"/>
               </w:rPr>
-              <w:t xml:space="preserve">Sent. Waiting for the sheet…</w:t>
+              <w:t xml:space="preserve">Entry(水位)</w:t>
             </w:r>
           </w:p>
         </w:tc>
@@ -994,7 +1309,7 @@
                 <w:sz w:val="19"/>
                 <w:szCs w:val="19"/>
               </w:rPr>
-              <w:t xml:space="preserve">送った。シートの表示に数分かかる。待つ。</w:t>
+              <w:t xml:space="preserve">日付、FPのm、3F4D+MDのm。灌漑「Yes」のときは、その区の灌漑前と灌漑後の読み</w:t>
             </w:r>
           </w:p>
         </w:tc>
@@ -1025,7 +1340,7 @@
                 <w:sz w:val="19"/>
                 <w:szCs w:val="19"/>
               </w:rPr>
-              <w:t xml:space="preserve">Saved in Google Sheet</w:t>
+              <w:t xml:space="preserve">Field records: 施肥</w:t>
             </w:r>
           </w:p>
         </w:tc>
@@ -1051,7 +1366,7 @@
                 <w:sz w:val="19"/>
                 <w:szCs w:val="19"/>
               </w:rPr>
-              <w:t xml:space="preserve">シートに保存された。この状態が正常。</w:t>
+              <w:t xml:space="preserve">日付、区、1つ以上の肥料の量(kg)</w:t>
             </w:r>
           </w:p>
         </w:tc>
@@ -1082,7 +1397,7 @@
                 <w:sz w:val="19"/>
                 <w:szCs w:val="19"/>
               </w:rPr>
-              <w:t xml:space="preserve">Sent, but the sheet does not show it yet</w:t>
+              <w:t xml:space="preserve">Field records: 農薬</w:t>
             </w:r>
           </w:p>
         </w:tc>
@@ -1108,94 +1423,7 @@
                 <w:sz w:val="19"/>
                 <w:szCs w:val="19"/>
               </w:rPr>
-              <w:t xml:space="preserve">20分たってもシートに出ない。フォームのリンクを確認し、「Send now」を押す。</w:t>
-            </w:r>
-          </w:p>
-        </w:tc>
-      </w:tr>
-    </w:tbl>
-    <w:p>
-      <w:pPr>
-        <w:spacing w:after="100" w:line="300"/>
-      </w:pPr>
-      <w:r>
-        <w:rPr>
-          <w:rFonts w:ascii="Arial" w:cs="Nirmala UI" w:eastAsia="Yu Gothic" w:hAnsi="Arial"/>
-        </w:rPr>
-        <w:t xml:space="preserve">インターネットがない田んぼでも、入力して保存できる。データは端末に一時的に残り、つながったときに送られる。</w:t>
-      </w:r>
-    </w:p>
-    <w:tbl>
-      <w:tblPr>
-        <w:tblW w:type="dxa" w:w="9360"/>
-        <w:tblBorders>
-          <w:top w:val="single" w:color="BFC5C9" w:sz="4"/>
-          <w:left w:val="single" w:color="BFC5C9" w:sz="4"/>
-          <w:bottom w:val="single" w:color="BFC5C9" w:sz="4"/>
-          <w:right w:val="single" w:color="BFC5C9" w:sz="4"/>
-          <w:insideH w:val="single" w:color="BFC5C9" w:sz="4"/>
-          <w:insideV w:val="single" w:color="BFC5C9" w:sz="4"/>
-        </w:tblBorders>
-      </w:tblPr>
-      <w:tblGrid>
-        <w:gridCol w:w="2600"/>
-        <w:gridCol w:w="6760"/>
-      </w:tblGrid>
-      <w:tr>
-        <w:trPr>
-          <w:tblHeader/>
-        </w:trPr>
-        <w:tc>
-          <w:tcPr>
-            <w:tcW w:type="dxa" w:w="2600"/>
-            <w:shd w:fill="DCE8EC" w:val="clear"/>
-            <w:tcMar>
-              <w:top w:type="dxa" w:w="60"/>
-              <w:left w:type="dxa" w:w="100"/>
-              <w:bottom w:type="dxa" w:w="60"/>
-              <w:right w:type="dxa" w:w="100"/>
-            </w:tcMar>
-          </w:tcPr>
-          <w:p>
-            <w:pPr>
-              <w:spacing w:after="20" w:line="270"/>
-            </w:pPr>
-            <w:r>
-              <w:rPr>
-                <w:rFonts w:ascii="Arial" w:cs="Nirmala UI" w:eastAsia="Yu Gothic" w:hAnsi="Arial"/>
-                <w:b/>
-                <w:bCs/>
-                <w:sz w:val="19"/>
-                <w:szCs w:val="19"/>
-              </w:rPr>
-              <w:t xml:space="preserve">入力</w:t>
-            </w:r>
-          </w:p>
-        </w:tc>
-        <w:tc>
-          <w:tcPr>
-            <w:tcW w:type="dxa" w:w="6760"/>
-            <w:shd w:fill="DCE8EC" w:val="clear"/>
-            <w:tcMar>
-              <w:top w:type="dxa" w:w="60"/>
-              <w:left w:type="dxa" w:w="100"/>
-              <w:bottom w:type="dxa" w:w="60"/>
-              <w:right w:type="dxa" w:w="100"/>
-            </w:tcMar>
-          </w:tcPr>
-          <w:p>
-            <w:pPr>
-              <w:spacing w:after="20" w:line="270"/>
-            </w:pPr>
-            <w:r>
-              <w:rPr>
-                <w:rFonts w:ascii="Arial" w:cs="Nirmala UI" w:eastAsia="Yu Gothic" w:hAnsi="Arial"/>
-                <w:b/>
-                <w:bCs/>
-                <w:sz w:val="19"/>
-                <w:szCs w:val="19"/>
-              </w:rPr>
-              <w:t xml:space="preserve">必須の項目</w:t>
+              <w:t xml:space="preserve">日付、区、種類、薬剤名</w:t>
             </w:r>
           </w:p>
         </w:tc>
@@ -1226,7 +1454,7 @@
                 <w:sz w:val="19"/>
                 <w:szCs w:val="19"/>
               </w:rPr>
-              <w:t xml:space="preserve">Setup</w:t>
+              <w:t xml:space="preserve">Field records: 分げつ数</w:t>
             </w:r>
           </w:p>
         </w:tc>
@@ -1252,7 +1480,7 @@
                 <w:sz w:val="19"/>
                 <w:szCs w:val="19"/>
               </w:rPr>
-              <w:t xml:space="preserve">ATI名、場所、播種日、苗の日齢、TPとb(2区とも)</w:t>
+              <w:t xml:space="preserve">日付、区、5株すべての茎数(整数)。使う値は、2・3・4番目に大きい値の平均</w:t>
             </w:r>
           </w:p>
         </w:tc>
@@ -1283,234 +1511,6 @@
                 <w:sz w:val="19"/>
                 <w:szCs w:val="19"/>
               </w:rPr>
-              <w:t xml:space="preserve">Entry(水位)</w:t>
-            </w:r>
-          </w:p>
-        </w:tc>
-        <w:tc>
-          <w:tcPr>
-            <w:tcW w:type="dxa" w:w="6760"/>
-            <w:tcMar>
-              <w:top w:type="dxa" w:w="60"/>
-              <w:left w:type="dxa" w:w="100"/>
-              <w:bottom w:type="dxa" w:w="60"/>
-              <w:right w:type="dxa" w:w="100"/>
-            </w:tcMar>
-          </w:tcPr>
-          <w:p>
-            <w:pPr>
-              <w:spacing w:after="20" w:line="270"/>
-            </w:pPr>
-            <w:r>
-              <w:rPr>
-                <w:rFonts w:ascii="Arial" w:cs="Nirmala UI" w:eastAsia="Yu Gothic" w:hAnsi="Arial"/>
-                <w:b w:val="false"/>
-                <w:bCs w:val="false"/>
-                <w:sz w:val="19"/>
-                <w:szCs w:val="19"/>
-              </w:rPr>
-              <w:t xml:space="preserve">日付、FPのm、3F4D+MDのm。灌漑「Yes」のときは、その区の灌漑前と灌漑後の読み</w:t>
-            </w:r>
-          </w:p>
-        </w:tc>
-      </w:tr>
-      <w:tr>
-        <w:trPr>
-          <w:tblHeader w:val="false"/>
-        </w:trPr>
-        <w:tc>
-          <w:tcPr>
-            <w:tcW w:type="dxa" w:w="2600"/>
-            <w:tcMar>
-              <w:top w:type="dxa" w:w="60"/>
-              <w:left w:type="dxa" w:w="100"/>
-              <w:bottom w:type="dxa" w:w="60"/>
-              <w:right w:type="dxa" w:w="100"/>
-            </w:tcMar>
-          </w:tcPr>
-          <w:p>
-            <w:pPr>
-              <w:spacing w:after="20" w:line="270"/>
-            </w:pPr>
-            <w:r>
-              <w:rPr>
-                <w:rFonts w:ascii="Arial" w:cs="Nirmala UI" w:eastAsia="Yu Gothic" w:hAnsi="Arial"/>
-                <w:b w:val="false"/>
-                <w:bCs w:val="false"/>
-                <w:sz w:val="19"/>
-                <w:szCs w:val="19"/>
-              </w:rPr>
-              <w:t xml:space="preserve">Field records: 施肥</w:t>
-            </w:r>
-          </w:p>
-        </w:tc>
-        <w:tc>
-          <w:tcPr>
-            <w:tcW w:type="dxa" w:w="6760"/>
-            <w:tcMar>
-              <w:top w:type="dxa" w:w="60"/>
-              <w:left w:type="dxa" w:w="100"/>
-              <w:bottom w:type="dxa" w:w="60"/>
-              <w:right w:type="dxa" w:w="100"/>
-            </w:tcMar>
-          </w:tcPr>
-          <w:p>
-            <w:pPr>
-              <w:spacing w:after="20" w:line="270"/>
-            </w:pPr>
-            <w:r>
-              <w:rPr>
-                <w:rFonts w:ascii="Arial" w:cs="Nirmala UI" w:eastAsia="Yu Gothic" w:hAnsi="Arial"/>
-                <w:b w:val="false"/>
-                <w:bCs w:val="false"/>
-                <w:sz w:val="19"/>
-                <w:szCs w:val="19"/>
-              </w:rPr>
-              <w:t xml:space="preserve">日付、区、1つ以上の肥料の量(kg)</w:t>
-            </w:r>
-          </w:p>
-        </w:tc>
-      </w:tr>
-      <w:tr>
-        <w:trPr>
-          <w:tblHeader w:val="false"/>
-        </w:trPr>
-        <w:tc>
-          <w:tcPr>
-            <w:tcW w:type="dxa" w:w="2600"/>
-            <w:tcMar>
-              <w:top w:type="dxa" w:w="60"/>
-              <w:left w:type="dxa" w:w="100"/>
-              <w:bottom w:type="dxa" w:w="60"/>
-              <w:right w:type="dxa" w:w="100"/>
-            </w:tcMar>
-          </w:tcPr>
-          <w:p>
-            <w:pPr>
-              <w:spacing w:after="20" w:line="270"/>
-            </w:pPr>
-            <w:r>
-              <w:rPr>
-                <w:rFonts w:ascii="Arial" w:cs="Nirmala UI" w:eastAsia="Yu Gothic" w:hAnsi="Arial"/>
-                <w:b w:val="false"/>
-                <w:bCs w:val="false"/>
-                <w:sz w:val="19"/>
-                <w:szCs w:val="19"/>
-              </w:rPr>
-              <w:t xml:space="preserve">Field records: 農薬</w:t>
-            </w:r>
-          </w:p>
-        </w:tc>
-        <w:tc>
-          <w:tcPr>
-            <w:tcW w:type="dxa" w:w="6760"/>
-            <w:tcMar>
-              <w:top w:type="dxa" w:w="60"/>
-              <w:left w:type="dxa" w:w="100"/>
-              <w:bottom w:type="dxa" w:w="60"/>
-              <w:right w:type="dxa" w:w="100"/>
-            </w:tcMar>
-          </w:tcPr>
-          <w:p>
-            <w:pPr>
-              <w:spacing w:after="20" w:line="270"/>
-            </w:pPr>
-            <w:r>
-              <w:rPr>
-                <w:rFonts w:ascii="Arial" w:cs="Nirmala UI" w:eastAsia="Yu Gothic" w:hAnsi="Arial"/>
-                <w:b w:val="false"/>
-                <w:bCs w:val="false"/>
-                <w:sz w:val="19"/>
-                <w:szCs w:val="19"/>
-              </w:rPr>
-              <w:t xml:space="preserve">日付、区、種類、薬剤名</w:t>
-            </w:r>
-          </w:p>
-        </w:tc>
-      </w:tr>
-      <w:tr>
-        <w:trPr>
-          <w:tblHeader w:val="false"/>
-        </w:trPr>
-        <w:tc>
-          <w:tcPr>
-            <w:tcW w:type="dxa" w:w="2600"/>
-            <w:tcMar>
-              <w:top w:type="dxa" w:w="60"/>
-              <w:left w:type="dxa" w:w="100"/>
-              <w:bottom w:type="dxa" w:w="60"/>
-              <w:right w:type="dxa" w:w="100"/>
-            </w:tcMar>
-          </w:tcPr>
-          <w:p>
-            <w:pPr>
-              <w:spacing w:after="20" w:line="270"/>
-            </w:pPr>
-            <w:r>
-              <w:rPr>
-                <w:rFonts w:ascii="Arial" w:cs="Nirmala UI" w:eastAsia="Yu Gothic" w:hAnsi="Arial"/>
-                <w:b w:val="false"/>
-                <w:bCs w:val="false"/>
-                <w:sz w:val="19"/>
-                <w:szCs w:val="19"/>
-              </w:rPr>
-              <w:t xml:space="preserve">Field records: 分げつ数</w:t>
-            </w:r>
-          </w:p>
-        </w:tc>
-        <w:tc>
-          <w:tcPr>
-            <w:tcW w:type="dxa" w:w="6760"/>
-            <w:tcMar>
-              <w:top w:type="dxa" w:w="60"/>
-              <w:left w:type="dxa" w:w="100"/>
-              <w:bottom w:type="dxa" w:w="60"/>
-              <w:right w:type="dxa" w:w="100"/>
-            </w:tcMar>
-          </w:tcPr>
-          <w:p>
-            <w:pPr>
-              <w:spacing w:after="20" w:line="270"/>
-            </w:pPr>
-            <w:r>
-              <w:rPr>
-                <w:rFonts w:ascii="Arial" w:cs="Nirmala UI" w:eastAsia="Yu Gothic" w:hAnsi="Arial"/>
-                <w:b w:val="false"/>
-                <w:bCs w:val="false"/>
-                <w:sz w:val="19"/>
-                <w:szCs w:val="19"/>
-              </w:rPr>
-              <w:t xml:space="preserve">日付、区、5株すべての茎数(整数)。使う値は、2・3・4番目に大きい値の平均</w:t>
-            </w:r>
-          </w:p>
-        </w:tc>
-      </w:tr>
-      <w:tr>
-        <w:trPr>
-          <w:tblHeader w:val="false"/>
-        </w:trPr>
-        <w:tc>
-          <w:tcPr>
-            <w:tcW w:type="dxa" w:w="2600"/>
-            <w:tcMar>
-              <w:top w:type="dxa" w:w="60"/>
-              <w:left w:type="dxa" w:w="100"/>
-              <w:bottom w:type="dxa" w:w="60"/>
-              <w:right w:type="dxa" w:w="100"/>
-            </w:tcMar>
-          </w:tcPr>
-          <w:p>
-            <w:pPr>
-              <w:spacing w:after="20" w:line="270"/>
-            </w:pPr>
-            <w:r>
-              <w:rPr>
-                <w:rFonts w:ascii="Arial" w:cs="Nirmala UI" w:eastAsia="Yu Gothic" w:hAnsi="Arial"/>
-                <w:b w:val="false"/>
-                <w:bCs w:val="false"/>
-                <w:sz w:val="19"/>
-                <w:szCs w:val="19"/>
-              </w:rPr>
               <w:t xml:space="preserve">TPとbの再測定</w:t>
             </w:r>
           </w:p>
@@ -1671,7 +1671,7 @@
         <w:rPr>
           <w:rFonts w:ascii="Arial" w:cs="Nirmala UI" w:eastAsia="Yu Gothic" w:hAnsi="Arial"/>
         </w:rPr>
-        <w:t xml:space="preserve">Compare タブは、開くと、シートの全ATIを読み込む。「Refresh from sheet」で読み込み直せる。見たいATIは、チェックで選ぶ。</w:t>
+        <w:t xml:space="preserve">Compare タブは、アプリを開いたときに、シートの全ATIを読み込む(5分ごとにも読み直す)。「Refresh from sheet」で読み込み直せる。見たいATIは、チェックで選ぶ。</w:t>
       </w:r>
     </w:p>
     <w:p>
@@ -1897,7 +1897,7 @@
         <w:rPr>
           <w:rFonts w:ascii="Arial" w:cs="Nirmala UI" w:eastAsia="Yu Gothic" w:hAnsi="Arial"/>
         </w:rPr>
-        <w:t xml:space="preserve">送信ごとに、そのATIの全データが1行にまとめて入る(差分ではない)。シートの「Updated」は、送信の日時を表すU+数字で、アプリが自動で入れる。シートで書き換えない。見出し行と列の名前も変えない。</w:t>
+        <w:t xml:space="preserve">保存のたびに、そのATIの全データが、シートに書き込まれる(差分ではない)。シートの中身は、スクリプトが書く。シートで書き換えない。</w:t>
       </w:r>
     </w:p>
     <w:p>
@@ -1929,7 +1929,7 @@
         <w:rPr>
           <w:rFonts w:ascii="Arial" w:cs="Nirmala UI" w:eastAsia="Yu Gothic" w:hAnsi="Arial"/>
         </w:rPr>
-        <w:t xml:space="preserve">確認済み: アプリの計算が、元のExcelの値と一致すること。必須チェック、修正、デモ、フォームへの送信と、シートからの復元・読み込み(Googleの代わりの模擬データで。2台の端末の模擬を含む)。</w:t>
+        <w:t xml:space="preserve">確認済み: アプリの計算が、元のExcelの値と一致すること。必須チェック、修正、デモ、スクリプトへの書き込みと、シートからの復元・読み込み(Googleの代わりの模擬で。2台の端末の模擬を含む)。スクリプトの動作(書き込み、置き換え、読み出し)も、模擬のシートで確認した。</w:t>
       </w:r>
     </w:p>
     <w:p>
@@ -1945,7 +1945,7 @@
         <w:rPr>
           <w:rFonts w:ascii="Arial" w:cs="Nirmala UI" w:eastAsia="Yu Gothic" w:hAnsi="Arial"/>
         </w:rPr>
-        <w:t xml:space="preserve">未確認: 本物のGoogleフォームへの送信と、「ウェブに公開」のCSVの読み込み、実機のスマートフォンでの動作、ベンガル語の正確さ。最初のATIで、必ず試験してから配布する。</w:t>
+        <w:t xml:space="preserve">未確認: 本物のGoogleシート(承認の画面、デプロイ、書き込み、読み込み)、実機のスマートフォンでの動作、ベンガル語の正確さ。最初のATIで、必ず試験してから配布する。</w:t>
       </w:r>
     </w:p>
     <w:sectPr>

--- a/manual/ATI_Monitor_App_Manual_JP.docx
+++ b/manual/ATI_Monitor_App_Manual_JP.docx
@@ -304,7 +304,7 @@
                 <w:sz w:val="19"/>
                 <w:szCs w:val="19"/>
               </w:rPr>
-              <w:t xml:space="preserve">ダッシュボードと Compare タブには、シートにあるデータが出る。他のATIとグラフで比べられる。</w:t>
+              <w:t xml:space="preserve">Graphs と Compare には、シートにあるデータが出る。他のATIとグラフで比べられる。</w:t>
             </w:r>
           </w:p>
         </w:tc>
@@ -370,7 +370,7 @@
         <w:rPr>
           <w:rFonts w:ascii="Arial" w:cs="Nirmala UI" w:eastAsia="Yu Gothic" w:hAnsi="Arial"/>
         </w:rPr>
-        <w:t xml:space="preserve">: アプリの Setup タブの「Excel template」から、雛形 ATI_Monitor_Shared_TEMPLATE.xlsx をダウンロードする。Googleドライブにアップロードし、開いて「ファイル ▸ Googleスプレッドシートとして保存」を選ぶ。</w:t>
+        <w:t xml:space="preserve">: アプリの More ▸ For the teacher の「Excel template」から、雛形 ATI_Monitor_Shared_TEMPLATE.xlsx をダウンロードする。Googleドライブにアップロードし、開いて「ファイル ▸ Googleスプレッドシートとして保存」を選ぶ。</w:t>
       </w:r>
     </w:p>
     <w:p>
@@ -394,7 +394,7 @@
         <w:rPr>
           <w:rFonts w:ascii="Arial" w:cs="Nirmala UI" w:eastAsia="Yu Gothic" w:hAnsi="Arial"/>
         </w:rPr>
-        <w:t xml:space="preserve">: シートで「拡張機能 ▸ Apps Script」を開く。最初からあるサンプルのコードを消し、スクリプトを貼って、保存(フロッピーのマーク)を押す。スクリプトは、アプリの Share タブ ▸ Google Sheet connection の「Copy script」でコピーできる(「Download script (.gs)」でファイルも取れる)。</w:t>
+        <w:t xml:space="preserve">: シートで「拡張機能 ▸ Apps Script」を開く。最初からあるサンプルのコードを消し、スクリプトを貼って、保存(フロッピーのマーク)を押す。スクリプトは、アプリの More ▸ For the teacher の「Copy script」でコピーできる(「Download script (.gs)」でファイルも取れる)。</w:t>
       </w:r>
     </w:p>
     <w:p>
@@ -482,7 +482,7 @@
         <w:rPr>
           <w:rFonts w:ascii="Arial" w:cs="Nirmala UI" w:eastAsia="Yu Gothic" w:hAnsi="Arial"/>
         </w:rPr>
-        <w:t xml:space="preserve">: アプリの Share タブ ▸ Google Sheet connection に、URLを貼る。「Test connection」で「Connected」と出ることを確かめる。「Create class setup link」を押すと、1本のリンクができる。このリンクを学生に送る。学生がそれを開くと、URLが自動で入る。</w:t>
+        <w:t xml:space="preserve">: アプリの More ▸ For the teacher の「Web app URL」に、URLを貼る。「Test connection」で「Connected」と出ることを確かめる。「Create class setup link」を押すと、1本のリンクができる。このリンクを学生に送る。学生がそれを開くと、URLが自動で入る。</w:t>
       </w:r>
     </w:p>
     <w:tbl>
@@ -590,47 +590,401 @@
           <w:sz w:val="25"/>
           <w:szCs w:val="25"/>
         </w:rPr>
-        <w:t xml:space="preserve">3.1 最初に1回</w:t>
-      </w:r>
-    </w:p>
-    <w:p>
-      <w:pPr>
-        <w:pStyle w:val="ListParagraph"/>
-        <w:numPr>
-          <w:ilvl w:val="0"/>
-          <w:numId w:val="3"/>
-        </w:numPr>
-        <w:spacing w:after="60" w:line="290"/>
-      </w:pPr>
-      <w:r>
-        <w:rPr>
-          <w:rFonts w:ascii="Arial" w:cs="Nirmala UI" w:eastAsia="Yu Gothic" w:hAnsi="Arial"/>
-        </w:rPr>
-        <w:t xml:space="preserve">先生から届いた「クラス設定リンク」を、スマートフォンのChromeで開く。これで、アプリが共有シートにつながる。Chromeで「ホーム画面に追加」を選ぶと、アイコンから使える。</w:t>
-      </w:r>
-    </w:p>
-    <w:p>
-      <w:pPr>
-        <w:pStyle w:val="ListParagraph"/>
-        <w:numPr>
-          <w:ilvl w:val="0"/>
-          <w:numId w:val="3"/>
-        </w:numPr>
-        <w:spacing w:after="60" w:line="290"/>
+        <w:t xml:space="preserve">3.0 画面の下の5つのボタン</w:t>
+      </w:r>
+    </w:p>
+    <w:tbl>
+      <w:tblPr>
+        <w:tblW w:type="dxa" w:w="9360"/>
+        <w:tblBorders>
+          <w:top w:val="single" w:color="BFC5C9" w:sz="4"/>
+          <w:left w:val="single" w:color="BFC5C9" w:sz="4"/>
+          <w:bottom w:val="single" w:color="BFC5C9" w:sz="4"/>
+          <w:right w:val="single" w:color="BFC5C9" w:sz="4"/>
+          <w:insideH w:val="single" w:color="BFC5C9" w:sz="4"/>
+          <w:insideV w:val="single" w:color="BFC5C9" w:sz="4"/>
+        </w:tblBorders>
+      </w:tblPr>
+      <w:tblGrid>
+        <w:gridCol w:w="2200"/>
+        <w:gridCol w:w="7160"/>
+      </w:tblGrid>
+      <w:tr>
+        <w:trPr>
+          <w:tblHeader/>
+        </w:trPr>
+        <w:tc>
+          <w:tcPr>
+            <w:tcW w:type="dxa" w:w="2200"/>
+            <w:shd w:fill="DCE8EC" w:val="clear"/>
+            <w:tcMar>
+              <w:top w:type="dxa" w:w="60"/>
+              <w:left w:type="dxa" w:w="100"/>
+              <w:bottom w:type="dxa" w:w="60"/>
+              <w:right w:type="dxa" w:w="100"/>
+            </w:tcMar>
+          </w:tcPr>
+          <w:p>
+            <w:pPr>
+              <w:spacing w:after="20" w:line="270"/>
+            </w:pPr>
+            <w:r>
+              <w:rPr>
+                <w:rFonts w:ascii="Arial" w:cs="Nirmala UI" w:eastAsia="Yu Gothic" w:hAnsi="Arial"/>
+                <w:b/>
+                <w:bCs/>
+                <w:sz w:val="19"/>
+                <w:szCs w:val="19"/>
+              </w:rPr>
+              <w:t xml:space="preserve">ボタン</w:t>
+            </w:r>
+          </w:p>
+        </w:tc>
+        <w:tc>
+          <w:tcPr>
+            <w:tcW w:type="dxa" w:w="7160"/>
+            <w:shd w:fill="DCE8EC" w:val="clear"/>
+            <w:tcMar>
+              <w:top w:type="dxa" w:w="60"/>
+              <w:left w:type="dxa" w:w="100"/>
+              <w:bottom w:type="dxa" w:w="60"/>
+              <w:right w:type="dxa" w:w="100"/>
+            </w:tcMar>
+          </w:tcPr>
+          <w:p>
+            <w:pPr>
+              <w:spacing w:after="20" w:line="270"/>
+            </w:pPr>
+            <w:r>
+              <w:rPr>
+                <w:rFonts w:ascii="Arial" w:cs="Nirmala UI" w:eastAsia="Yu Gothic" w:hAnsi="Arial"/>
+                <w:b/>
+                <w:bCs/>
+                <w:sz w:val="19"/>
+                <w:szCs w:val="19"/>
+              </w:rPr>
+              <w:t xml:space="preserve">内容</w:t>
+            </w:r>
+          </w:p>
+        </w:tc>
+      </w:tr>
+      <w:tr>
+        <w:trPr>
+          <w:tblHeader w:val="false"/>
+        </w:trPr>
+        <w:tc>
+          <w:tcPr>
+            <w:tcW w:type="dxa" w:w="2200"/>
+            <w:tcMar>
+              <w:top w:type="dxa" w:w="60"/>
+              <w:left w:type="dxa" w:w="100"/>
+              <w:bottom w:type="dxa" w:w="60"/>
+              <w:right w:type="dxa" w:w="100"/>
+            </w:tcMar>
+          </w:tcPr>
+          <w:p>
+            <w:pPr>
+              <w:spacing w:after="20" w:line="270"/>
+            </w:pPr>
+            <w:r>
+              <w:rPr>
+                <w:rFonts w:ascii="Arial" w:cs="Nirmala UI" w:eastAsia="Yu Gothic" w:hAnsi="Arial"/>
+                <w:b w:val="false"/>
+                <w:bCs w:val="false"/>
+                <w:sz w:val="19"/>
+                <w:szCs w:val="19"/>
+              </w:rPr>
+              <w:t xml:space="preserve">Today</w:t>
+            </w:r>
+          </w:p>
+        </w:tc>
+        <w:tc>
+          <w:tcPr>
+            <w:tcW w:type="dxa" w:w="7160"/>
+            <w:tcMar>
+              <w:top w:type="dxa" w:w="60"/>
+              <w:left w:type="dxa" w:w="100"/>
+              <w:bottom w:type="dxa" w:w="60"/>
+              <w:right w:type="dxa" w:w="100"/>
+            </w:tcMar>
+          </w:tcPr>
+          <w:p>
+            <w:pPr>
+              <w:spacing w:after="20" w:line="270"/>
+            </w:pPr>
+            <w:r>
+              <w:rPr>
+                <w:rFonts w:ascii="Arial" w:cs="Nirmala UI" w:eastAsia="Yu Gothic" w:hAnsi="Arial"/>
+                <w:b w:val="false"/>
+                <w:bCs w:val="false"/>
+                <w:sz w:val="19"/>
+                <w:szCs w:val="19"/>
+              </w:rPr>
+              <w:t xml:space="preserve">今日の入力が済んだか、最新の水位、スケジュールの「今」と「次」。最初の準備の3つも、ここに出る。</w:t>
+            </w:r>
+          </w:p>
+        </w:tc>
+      </w:tr>
+      <w:tr>
+        <w:trPr>
+          <w:tblHeader w:val="false"/>
+        </w:trPr>
+        <w:tc>
+          <w:tcPr>
+            <w:tcW w:type="dxa" w:w="2200"/>
+            <w:tcMar>
+              <w:top w:type="dxa" w:w="60"/>
+              <w:left w:type="dxa" w:w="100"/>
+              <w:bottom w:type="dxa" w:w="60"/>
+              <w:right w:type="dxa" w:w="100"/>
+            </w:tcMar>
+          </w:tcPr>
+          <w:p>
+            <w:pPr>
+              <w:spacing w:after="20" w:line="270"/>
+            </w:pPr>
+            <w:r>
+              <w:rPr>
+                <w:rFonts w:ascii="Arial" w:cs="Nirmala UI" w:eastAsia="Yu Gothic" w:hAnsi="Arial"/>
+                <w:b w:val="false"/>
+                <w:bCs w:val="false"/>
+                <w:sz w:val="19"/>
+                <w:szCs w:val="19"/>
+              </w:rPr>
+              <w:t xml:space="preserve">Entry</w:t>
+            </w:r>
+          </w:p>
+        </w:tc>
+        <w:tc>
+          <w:tcPr>
+            <w:tcW w:type="dxa" w:w="7160"/>
+            <w:tcMar>
+              <w:top w:type="dxa" w:w="60"/>
+              <w:left w:type="dxa" w:w="100"/>
+              <w:bottom w:type="dxa" w:w="60"/>
+              <w:right w:type="dxa" w:w="100"/>
+            </w:tcMar>
+          </w:tcPr>
+          <w:p>
+            <w:pPr>
+              <w:spacing w:after="20" w:line="270"/>
+            </w:pPr>
+            <w:r>
+              <w:rPr>
+                <w:rFonts w:ascii="Arial" w:cs="Nirmala UI" w:eastAsia="Yu Gothic" w:hAnsi="Arial"/>
+                <w:b w:val="false"/>
+                <w:bCs w:val="false"/>
+                <w:sz w:val="19"/>
+                <w:szCs w:val="19"/>
+              </w:rPr>
+              <w:t xml:space="preserve">Water level(毎日の水位)、Field records(施肥・農薬・分げつ数)、TP / b(再測定)の3つに分かれている。</w:t>
+            </w:r>
+          </w:p>
+        </w:tc>
+      </w:tr>
+      <w:tr>
+        <w:trPr>
+          <w:tblHeader w:val="false"/>
+        </w:trPr>
+        <w:tc>
+          <w:tcPr>
+            <w:tcW w:type="dxa" w:w="2200"/>
+            <w:tcMar>
+              <w:top w:type="dxa" w:w="60"/>
+              <w:left w:type="dxa" w:w="100"/>
+              <w:bottom w:type="dxa" w:w="60"/>
+              <w:right w:type="dxa" w:w="100"/>
+            </w:tcMar>
+          </w:tcPr>
+          <w:p>
+            <w:pPr>
+              <w:spacing w:after="20" w:line="270"/>
+            </w:pPr>
+            <w:r>
+              <w:rPr>
+                <w:rFonts w:ascii="Arial" w:cs="Nirmala UI" w:eastAsia="Yu Gothic" w:hAnsi="Arial"/>
+                <w:b w:val="false"/>
+                <w:bCs w:val="false"/>
+                <w:sz w:val="19"/>
+                <w:szCs w:val="19"/>
+              </w:rPr>
+              <w:t xml:space="preserve">Graphs</w:t>
+            </w:r>
+          </w:p>
+        </w:tc>
+        <w:tc>
+          <w:tcPr>
+            <w:tcW w:type="dxa" w:w="7160"/>
+            <w:tcMar>
+              <w:top w:type="dxa" w:w="60"/>
+              <w:left w:type="dxa" w:w="100"/>
+              <w:bottom w:type="dxa" w:w="60"/>
+              <w:right w:type="dxa" w:w="100"/>
+            </w:tcMar>
+          </w:tcPr>
+          <w:p>
+            <w:pPr>
+              <w:spacing w:after="20" w:line="270"/>
+            </w:pPr>
+            <w:r>
+              <w:rPr>
+                <w:rFonts w:ascii="Arial" w:cs="Nirmala UI" w:eastAsia="Yu Gothic" w:hAnsi="Arial"/>
+                <w:b w:val="false"/>
+                <w:bCs w:val="false"/>
+                <w:sz w:val="19"/>
+                <w:szCs w:val="19"/>
+              </w:rPr>
+              <w:t xml:space="preserve">自分のATIの水位・灌漑量・節水量のグラフ。</w:t>
+            </w:r>
+          </w:p>
+        </w:tc>
+      </w:tr>
+      <w:tr>
+        <w:trPr>
+          <w:tblHeader w:val="false"/>
+        </w:trPr>
+        <w:tc>
+          <w:tcPr>
+            <w:tcW w:type="dxa" w:w="2200"/>
+            <w:tcMar>
+              <w:top w:type="dxa" w:w="60"/>
+              <w:left w:type="dxa" w:w="100"/>
+              <w:bottom w:type="dxa" w:w="60"/>
+              <w:right w:type="dxa" w:w="100"/>
+            </w:tcMar>
+          </w:tcPr>
+          <w:p>
+            <w:pPr>
+              <w:spacing w:after="20" w:line="270"/>
+            </w:pPr>
+            <w:r>
+              <w:rPr>
+                <w:rFonts w:ascii="Arial" w:cs="Nirmala UI" w:eastAsia="Yu Gothic" w:hAnsi="Arial"/>
+                <w:b w:val="false"/>
+                <w:bCs w:val="false"/>
+                <w:sz w:val="19"/>
+                <w:szCs w:val="19"/>
+              </w:rPr>
+              <w:t xml:space="preserve">Compare</w:t>
+            </w:r>
+          </w:p>
+        </w:tc>
+        <w:tc>
+          <w:tcPr>
+            <w:tcW w:type="dxa" w:w="7160"/>
+            <w:tcMar>
+              <w:top w:type="dxa" w:w="60"/>
+              <w:left w:type="dxa" w:w="100"/>
+              <w:bottom w:type="dxa" w:w="60"/>
+              <w:right w:type="dxa" w:w="100"/>
+            </w:tcMar>
+          </w:tcPr>
+          <w:p>
+            <w:pPr>
+              <w:spacing w:after="20" w:line="270"/>
+            </w:pPr>
+            <w:r>
+              <w:rPr>
+                <w:rFonts w:ascii="Arial" w:cs="Nirmala UI" w:eastAsia="Yu Gothic" w:hAnsi="Arial"/>
+                <w:b w:val="false"/>
+                <w:bCs w:val="false"/>
+                <w:sz w:val="19"/>
+                <w:szCs w:val="19"/>
+              </w:rPr>
+              <w:t xml:space="preserve">シートにある他のATIとの比較。</w:t>
+            </w:r>
+          </w:p>
+        </w:tc>
+      </w:tr>
+      <w:tr>
+        <w:trPr>
+          <w:tblHeader w:val="false"/>
+        </w:trPr>
+        <w:tc>
+          <w:tcPr>
+            <w:tcW w:type="dxa" w:w="2200"/>
+            <w:tcMar>
+              <w:top w:type="dxa" w:w="60"/>
+              <w:left w:type="dxa" w:w="100"/>
+              <w:bottom w:type="dxa" w:w="60"/>
+              <w:right w:type="dxa" w:w="100"/>
+            </w:tcMar>
+          </w:tcPr>
+          <w:p>
+            <w:pPr>
+              <w:spacing w:after="20" w:line="270"/>
+            </w:pPr>
+            <w:r>
+              <w:rPr>
+                <w:rFonts w:ascii="Arial" w:cs="Nirmala UI" w:eastAsia="Yu Gothic" w:hAnsi="Arial"/>
+                <w:b w:val="false"/>
+                <w:bCs w:val="false"/>
+                <w:sz w:val="19"/>
+                <w:szCs w:val="19"/>
+              </w:rPr>
+              <w:t xml:space="preserve">More</w:t>
+            </w:r>
+          </w:p>
+        </w:tc>
+        <w:tc>
+          <w:tcPr>
+            <w:tcW w:type="dxa" w:w="7160"/>
+            <w:tcMar>
+              <w:top w:type="dxa" w:w="60"/>
+              <w:left w:type="dxa" w:w="100"/>
+              <w:bottom w:type="dxa" w:w="60"/>
+              <w:right w:type="dxa" w:w="100"/>
+            </w:tcMar>
+          </w:tcPr>
+          <w:p>
+            <w:pPr>
+              <w:spacing w:after="20" w:line="270"/>
+            </w:pPr>
+            <w:r>
+              <w:rPr>
+                <w:rFonts w:ascii="Arial" w:cs="Nirmala UI" w:eastAsia="Yu Gothic" w:hAnsi="Arial"/>
+                <w:b w:val="false"/>
+                <w:bCs w:val="false"/>
+                <w:sz w:val="19"/>
+                <w:szCs w:val="19"/>
+              </w:rPr>
+              <w:t xml:space="preserve">Setup、Schedule、Google Sheet &amp; sharing、Help、For the teacher(先生用)、デモ。</w:t>
+            </w:r>
+          </w:p>
+        </w:tc>
+      </w:tr>
+    </w:tbl>
+    <w:p>
+      <w:pPr>
+        <w:pStyle w:val="Heading2"/>
+        <w:spacing w:after="100" w:before="220"/>
       </w:pPr>
       <w:r>
         <w:rPr>
           <w:rFonts w:ascii="Arial" w:cs="Nirmala UI" w:eastAsia="Yu Gothic" w:hAnsi="Arial"/>
           <w:b/>
           <w:bCs/>
-        </w:rPr>
-        <w:t xml:space="preserve">Setup</w:t>
-      </w:r>
-      <w:r>
-        <w:rPr>
-          <w:rFonts w:ascii="Arial" w:cs="Nirmala UI" w:eastAsia="Yu Gothic" w:hAnsi="Arial"/>
-        </w:rPr>
-        <w:t xml:space="preserve"> タブ: ATI名*、場所*、播種日*、移植時の苗の日齢*、FPと3F4D+MDのTPとb*を入力する(* は必須)。必須項目が空だと、またはシートにつながっていないと、Entry の「Save entry」は押せない。</w:t>
+          <w:color w:val="1F4E5F"/>
+          <w:sz w:val="25"/>
+          <w:szCs w:val="25"/>
+        </w:rPr>
+        <w:t xml:space="preserve">3.1 最初に1回</w:t>
+      </w:r>
+    </w:p>
+    <w:p>
+      <w:pPr>
+        <w:pStyle w:val="ListParagraph"/>
+        <w:numPr>
+          <w:ilvl w:val="0"/>
+          <w:numId w:val="3"/>
+        </w:numPr>
+        <w:spacing w:after="60" w:line="290"/>
+      </w:pPr>
+      <w:r>
+        <w:rPr>
+          <w:rFonts w:ascii="Arial" w:cs="Nirmala UI" w:eastAsia="Yu Gothic" w:hAnsi="Arial"/>
+        </w:rPr>
+        <w:t xml:space="preserve">先生から届いた「クラス設定リンク」を、スマートフォンのChromeで開く。これで、アプリが共有シートにつながる。Chromeで「ホーム画面に追加」を選ぶと、アイコンから使える。</w:t>
       </w:r>
     </w:p>
     <w:p>
@@ -648,13 +1002,37 @@
           <w:b/>
           <w:bCs/>
         </w:rPr>
-        <w:t xml:space="preserve">Schedule</w:t>
-      </w:r>
-      <w:r>
-        <w:rPr>
-          <w:rFonts w:ascii="Arial" w:cs="Nirmala UI" w:eastAsia="Yu Gothic" w:hAnsi="Arial"/>
-        </w:rPr>
-        <w:t xml:space="preserve"> タブ: 予定日は自動で出る。実際にその作業をした日は「Actual」に入れる。</w:t>
+        <w:t xml:space="preserve">More ▸ Setup</w:t>
+      </w:r>
+      <w:r>
+        <w:rPr>
+          <w:rFonts w:ascii="Arial" w:cs="Nirmala UI" w:eastAsia="Yu Gothic" w:hAnsi="Arial"/>
+        </w:rPr>
+        <w:t xml:space="preserve">: ATI名*、場所*、播種日*、移植時の苗の日齢*、FPと3F4D+MDのTPとb*を入力する(* は必須)。必須項目が空だと、またはシートにつながっていないと、Entry の「Save entry」は押せない。最初の画面 Today に、この3つの準備(シートにつなぐ・Setup・最初の入力)が、終わったかどうかが出る。</w:t>
+      </w:r>
+    </w:p>
+    <w:p>
+      <w:pPr>
+        <w:pStyle w:val="ListParagraph"/>
+        <w:numPr>
+          <w:ilvl w:val="0"/>
+          <w:numId w:val="3"/>
+        </w:numPr>
+        <w:spacing w:after="60" w:line="290"/>
+      </w:pPr>
+      <w:r>
+        <w:rPr>
+          <w:rFonts w:ascii="Arial" w:cs="Nirmala UI" w:eastAsia="Yu Gothic" w:hAnsi="Arial"/>
+          <w:b/>
+          <w:bCs/>
+        </w:rPr>
+        <w:t xml:space="preserve">More ▸ Schedule</w:t>
+      </w:r>
+      <w:r>
+        <w:rPr>
+          <w:rFonts w:ascii="Arial" w:cs="Nirmala UI" w:eastAsia="Yu Gothic" w:hAnsi="Arial"/>
+        </w:rPr>
+        <w:t xml:space="preserve">: 予定日は自動で出る。作業をしたら、その行の「Enter actual date / change plan」を開き、実際の日(Actual)を入れる。</w:t>
       </w:r>
     </w:p>
     <w:p>
@@ -769,13 +1147,13 @@
           <w:b/>
           <w:bCs/>
         </w:rPr>
-        <w:t xml:space="preserve">Entry</w:t>
-      </w:r>
-      <w:r>
-        <w:rPr>
-          <w:rFonts w:ascii="Arial" w:cs="Nirmala UI" w:eastAsia="Yu Gothic" w:hAnsi="Arial"/>
-        </w:rPr>
-        <w:t xml:space="preserve"> タブで日付を選び、FPと3F4D+MD のテープの読み(m)を入れる。水位は自動で計算される。灌漑したら「Yes」にして、灌漑前と灌漑後の読みを入れる。</w:t>
+        <w:t xml:space="preserve">Today ▸ Enter today's water level</w:t>
+      </w:r>
+      <w:r>
+        <w:rPr>
+          <w:rFonts w:ascii="Arial" w:cs="Nirmala UI" w:eastAsia="Yu Gothic" w:hAnsi="Arial"/>
+        </w:rPr>
+        <w:t xml:space="preserve">(または Entry ▸ Water level)を押す。FPと3F4D+MD のテープの読み(m)を入れる。入れると、すぐ下に水位(例: −2.5 cm、地表より下)が出る。「−」「+」ボタンで、mを0.1ずつ変えられる(空のときは前回の値から)。灌漑したら「Yes」にして、灌漑前と灌漑後の読みを入れる。灌漑量(mm)もすぐに出る。</w:t>
       </w:r>
     </w:p>
     <w:p>
@@ -1122,6 +1500,17 @@
         <w:rPr>
           <w:rFonts w:ascii="Arial" w:cs="Nirmala UI" w:eastAsia="Yu Gothic" w:hAnsi="Arial"/>
         </w:rPr>
+        <w:t xml:space="preserve">パイプの写真も残せる(「Add photo」)。写真は、そのスマートフォンにだけ残り、シートには送られない。</w:t>
+      </w:r>
+    </w:p>
+    <w:p>
+      <w:pPr>
+        <w:spacing w:after="100" w:line="300"/>
+      </w:pPr>
+      <w:r>
+        <w:rPr>
+          <w:rFonts w:ascii="Arial" w:cs="Nirmala UI" w:eastAsia="Yu Gothic" w:hAnsi="Arial"/>
+        </w:rPr>
         <w:t xml:space="preserve">インターネットがない田んぼでも、入力して保存できる。データは端末に一時的に残り、つながったときにシートへ書き込まれる。</w:t>
       </w:r>
     </w:p>
@@ -1573,7 +1962,7 @@
         <w:rPr>
           <w:rFonts w:ascii="Arial" w:cs="Nirmala UI" w:eastAsia="Yu Gothic" w:hAnsi="Arial"/>
         </w:rPr>
-        <w:t xml:space="preserve">水位の入力: Entry の一覧で ✎ を押す。値を直して、もう一度「Save entry」を押す(同じ日付は上書き)。✕ でその日を消す。</w:t>
+        <w:t xml:space="preserve">水位の入力: Entry ▸ Water level の下の一覧(Entries)で ✎ を押す。値を直して、もう一度「Save entry」を押す(同じ日付は上書き)。✕ でその日を消す。</w:t>
       </w:r>
     </w:p>
     <w:p>
@@ -1589,7 +1978,7 @@
         <w:rPr>
           <w:rFonts w:ascii="Arial" w:cs="Nirmala UI" w:eastAsia="Yu Gothic" w:hAnsi="Arial"/>
         </w:rPr>
-        <w:t xml:space="preserve">施肥・農薬・分げつ数・TPとb: 一覧の ✎ を押す。値を直して「Update」を押す。やめるときは「Cancel」。</w:t>
+        <w:t xml:space="preserve">施肥・農薬・分げつ数(Entry ▸ Field records)、TPとb(Entry ▸ TP / b): 一覧の ✎ を押す。値を直して「Update」を押す。やめるときは「Cancel」。</w:t>
       </w:r>
     </w:p>
     <w:p>
@@ -1638,7 +2027,7 @@
         <w:rPr>
           <w:rFonts w:ascii="Arial" w:cs="Nirmala UI" w:eastAsia="Yu Gothic" w:hAnsi="Arial"/>
         </w:rPr>
-        <w:t xml:space="preserve">クラス設定リンクを開く。Share タブ ▸ Restore from the sheet に、ATI名(シートにあるとおりの名前)を入れて「Restore from sheet」を押すと、シートにあるデータが、その端末に戻る。</w:t>
+        <w:t xml:space="preserve">クラス設定リンクを開く。More ▸ Google Sheet &amp; sharing ▸ Restore from the sheet に、ATI名(シートにあるとおりの名前)を入れて「Restore from sheet」を押すと、シートにあるデータが、その端末に戻る。</w:t>
       </w:r>
     </w:p>
     <w:p>
@@ -1735,7 +2124,7 @@
         <w:rPr>
           <w:rFonts w:ascii="Arial" w:cs="Nirmala UI" w:eastAsia="Yu Gothic" w:hAnsi="Arial"/>
         </w:rPr>
-        <w:t xml:space="preserve">シートにつなげずに見え方を確かめるには、Setup の「Try with demo data」を使う(Compare にもデモのATIが出る)。デモでは、何も送られない。</w:t>
+        <w:t xml:space="preserve">シートにつなげずに見え方を確かめるには、More ▸ Try with demo data を使う(Compare にもデモのATIが出る)。デモでは、何も送られない。</w:t>
       </w:r>
     </w:p>
     <w:p>
@@ -1776,7 +2165,7 @@
         <w:rPr>
           <w:rFonts w:ascii="Arial" w:cs="Nirmala UI" w:eastAsia="Yu Gothic" w:hAnsi="Arial"/>
         </w:rPr>
-        <w:t xml:space="preserve">Setup の「Try with demo data」で、例のデータでアプリが開く。何も保存・送信されない。やめるときは上の「Exit demo」。</w:t>
+        <w:t xml:space="preserve">More ▸ Try with demo data で、例のデータでアプリが開く。何も保存・送信されない。やめるときは上の「Exit demo」。</w:t>
       </w:r>
     </w:p>
     <w:p>
@@ -1800,7 +2189,7 @@
         <w:rPr>
           <w:rFonts w:ascii="Arial" w:cs="Nirmala UI" w:eastAsia="Yu Gothic" w:hAnsi="Arial"/>
         </w:rPr>
-        <w:t xml:space="preserve">正本はシートにある。端末にも、送信が済むまでの控えが残る。Share の「Export file (JSON)」で、ときどき保存してもよい。</w:t>
+        <w:t xml:space="preserve">正本はシートにある。端末にも、送信が済むまでの控えが残る。More ▸ Google Sheet &amp; sharing の「Export file (JSON)」で、ときどき保存してもよい。</w:t>
       </w:r>
     </w:p>
     <w:p>
@@ -1824,7 +2213,7 @@
         <w:rPr>
           <w:rFonts w:ascii="Arial" w:cs="Nirmala UI" w:eastAsia="Yu Gothic" w:hAnsi="Arial"/>
         </w:rPr>
-        <w:t xml:space="preserve">Share の「Create link」で、ダッシュボードだけを渡すリンクも作れる。</w:t>
+        <w:t xml:space="preserve">More ▸ Google Sheet &amp; sharing の「Create link」で、グラフだけを渡すリンクも作れる。</w:t>
       </w:r>
     </w:p>
     <w:p>

--- a/manual/ATI_Monitor_App_Manual_JP.docx
+++ b/manual/ATI_Monitor_App_Manual_JP.docx
@@ -15,7 +15,7 @@
           <w:sz w:val="40"/>
           <w:szCs w:val="40"/>
         </w:rPr>
-        <w:t xml:space="preserve">ATI Water Monitor アプリ: 使い方マニュアル</w:t>
+        <w:t xml:space="preserve">3F4D Water Monitor アプリ: 使い方マニュアル</w:t>
       </w:r>
     </w:p>
     <w:p>
@@ -32,7 +32,7 @@
           <w:sz w:val="22"/>
           <w:szCs w:val="22"/>
         </w:rPr>
-        <w:t xml:space="preserve">入力・自動計算・Googleシートへの自動書き込み・他ATIとの比較</w:t>
+        <w:t xml:space="preserve">入力・自動計算・Googleシートへの自動書き込み・他サイトとの比較</w:t>
       </w:r>
     </w:p>
     <w:p>
@@ -60,7 +60,7 @@
         <w:rPr>
           <w:rFonts w:ascii="Arial" w:cs="Nirmala UI" w:eastAsia="Yu Gothic" w:hAnsi="Arial"/>
         </w:rPr>
-        <w:t xml:space="preserve">ATI Water Monitor は、FP(農家慣行)区と3F4D+MD区の水位を、スマートフォンで記録するアプリです。保存すると、先生が用意した共有Googleシートに、シートのスクリプト(Google Apps Script)を通して、自動で書き込まれます。画面に出るデータは、端末ではなく、シートに保存されたものです。自分のATIと他のATIをグラフで比べられます。</w:t>
+        <w:t xml:space="preserve">3F4D Water Monitor は、FP(農家慣行)区と3F4D+MD区の水位を、スマートフォンで記録するアプリです。保存すると、管理者が用意した共有Googleシートに、シートのスクリプト(Google Apps Script)を通して、自動で書き込まれます。画面に出るデータは、端末ではなく、シートに保存されたものです。自分のサイトと他のサイトをグラフで比べられます。</w:t>
       </w:r>
     </w:p>
     <w:tbl>
@@ -190,7 +190,7 @@
                 <w:sz w:val="19"/>
                 <w:szCs w:val="19"/>
               </w:rPr>
-              <w:t xml:space="preserve">学生が、アプリに、水位・灌漑・降雨・施肥・農薬・分げつ数を入力する。水位や灌漑量などは自動で計算される。</w:t>
+              <w:t xml:space="preserve">利用者が、アプリに、水位・灌漑・降雨・施肥・農薬・分げつ数を入力する。水位や灌漑量などは自動で計算される。</w:t>
             </w:r>
           </w:p>
         </w:tc>
@@ -304,7 +304,7 @@
                 <w:sz w:val="19"/>
                 <w:szCs w:val="19"/>
               </w:rPr>
-              <w:t xml:space="preserve">Graphs と Compare には、シートにあるデータが出る。他のATIとグラフで比べられる。</w:t>
+              <w:t xml:space="preserve">Graphs と Compare には、シートにあるデータが出る。他のサイトとグラフで比べられる。</w:t>
             </w:r>
           </w:p>
         </w:tc>
@@ -335,7 +335,7 @@
           <w:sz w:val="30"/>
           <w:szCs w:val="30"/>
         </w:rPr>
-        <w:t xml:space="preserve">2. 先生の準備(Excelの雛形と、シートのスクリプト)</w:t>
+        <w:t xml:space="preserve">2. 管理者の準備(Excelの雛形と、シートのスクリプト)</w:t>
       </w:r>
     </w:p>
     <w:p>
@@ -346,7 +346,7 @@
         <w:rPr>
           <w:rFonts w:ascii="Arial" w:cs="Nirmala UI" w:eastAsia="Yu Gothic" w:hAnsi="Arial"/>
         </w:rPr>
-        <w:t xml:space="preserve">管理者(例: 先生)が1回だけ行う。比べたいATI全員が、同じ1つのシートを使う。</w:t>
+        <w:t xml:space="preserve">管理者(例: 先生、NGO や SAAO の担当者)が1回だけ行う。比べたい全サイトが、同じ1つのシートを使う。</w:t>
       </w:r>
     </w:p>
     <w:p>
@@ -370,7 +370,7 @@
         <w:rPr>
           <w:rFonts w:ascii="Arial" w:cs="Nirmala UI" w:eastAsia="Yu Gothic" w:hAnsi="Arial"/>
         </w:rPr>
-        <w:t xml:space="preserve">: アプリの More ▸ For the teacher の「Excel template」から、雛形 ATI_Monitor_Shared_TEMPLATE.xlsx をダウンロードする。Googleドライブにアップロードし、開いて「ファイル ▸ Googleスプレッドシートとして保存」を選ぶ。</w:t>
+        <w:t xml:space="preserve">: アプリの More ▸ For the administrator の「Excel template」から、雛形 ATI_Monitor_Shared_TEMPLATE.xlsx をダウンロードする。Googleドライブにアップロードし、開いて「ファイル ▸ Googleスプレッドシートとして保存」を選ぶ。</w:t>
       </w:r>
     </w:p>
     <w:p>
@@ -394,7 +394,7 @@
         <w:rPr>
           <w:rFonts w:ascii="Arial" w:cs="Nirmala UI" w:eastAsia="Yu Gothic" w:hAnsi="Arial"/>
         </w:rPr>
-        <w:t xml:space="preserve">: シートで「拡張機能 ▸ Apps Script」を開く。最初からあるサンプルのコードを消し、スクリプトを貼って、保存(フロッピーのマーク)を押す。スクリプトは、アプリの More ▸ For the teacher の「Copy script」でコピーできる(「Download script (.gs)」でファイルも取れる)。</w:t>
+        <w:t xml:space="preserve">: シートで「拡張機能 ▸ Apps Script」を開く。最初からあるサンプルのコードを消し、スクリプトを貼って、保存(フロッピーのマーク)を押す。スクリプトは、アプリの More ▸ For the administrator の「Copy script」でコピーできる(「Download script (.gs)」でファイルも取れる)。</w:t>
       </w:r>
     </w:p>
     <w:p>
@@ -458,7 +458,7 @@
         <w:rPr>
           <w:rFonts w:ascii="Arial" w:cs="Nirmala UI" w:eastAsia="Yu Gothic" w:hAnsi="Arial"/>
         </w:rPr>
-        <w:t xml:space="preserve">: デプロイが終わると、「…/exec」で終わるURLが出る。コピーする。(あとで見るには、シートのメニュー「ATI Monitor ▸ Show web app URL」)</w:t>
+        <w:t xml:space="preserve">: デプロイが終わると、「…/exec」で終わるURLが出る。コピーする。(あとで見るには、シートのメニュー「3F4D Monitor ▸ Show web app URL」)</w:t>
       </w:r>
     </w:p>
     <w:p>
@@ -482,7 +482,7 @@
         <w:rPr>
           <w:rFonts w:ascii="Arial" w:cs="Nirmala UI" w:eastAsia="Yu Gothic" w:hAnsi="Arial"/>
         </w:rPr>
-        <w:t xml:space="preserve">: アプリの More ▸ For the teacher の「Web app URL」に、URLを貼る。「Test connection」で「Connected」と出ることを確かめる。「Create class setup link」を押すと、1本のリンクができる。このリンクを学生に送る。学生がそれを開くと、URLが自動で入る。</w:t>
+        <w:t xml:space="preserve">: アプリの More ▸ For the administrator の「Web app URL」に、URLを貼る。「Test connection」で「Connected」と出ることを確かめる。「Create setup link」を押すと、1本のリンクができる。このリンクを利用者に送る。利用者がそれを開くと、URLが自動で入る。</w:t>
       </w:r>
     </w:p>
     <w:tbl>
@@ -534,7 +534,7 @@
               <w:rPr>
                 <w:rFonts w:ascii="Arial" w:cs="Nirmala UI" w:eastAsia="Yu Gothic" w:hAnsi="Arial"/>
               </w:rPr>
-              <w:t xml:space="preserve">URLを知っている人は、誰でもデータを書き込める。URLとクラス設定リンクは、学生にだけ伝える。誤ってデータが消えたときは、「ファイル ▸ 変更履歴 ▸ 版の履歴」で戻せる。スクリプトを書き換えたときは、「デプロイ ▸ デプロイを管理 ▸ 編集 ▸ 新しいバージョン」で更新する。</w:t>
+              <w:t xml:space="preserve">URLを知っている人は、誰でもデータを書き込める。URLと設定リンクは、利用者にだけ伝える。誤ってデータが消えたときは、「ファイル ▸ 変更履歴 ▸ 版の履歴」で戻せる。スクリプトを書き換えたときは、「デプロイ ▸ デプロイを管理 ▸ 編集 ▸ 新しいバージョン」で更新する。</w:t>
             </w:r>
           </w:p>
         </w:tc>
@@ -556,7 +556,7 @@
         <w:rPr>
           <w:rFonts w:ascii="Arial" w:cs="Nirmala UI" w:eastAsia="Yu Gothic" w:hAnsi="Arial"/>
         </w:rPr>
-        <w:t xml:space="preserve">保存のたびに、そのATIの行が置き換わる(行は増え続けない)。「Data」タブは毎日の結果を読みやすく並べたもの、「ATIs」タブはATIごとの要約、「_Store」は、アプリが使う隠しタブ。これらは、スクリプトが書く。手で書き換えない。見出し行とタブ名も変えない。</w:t>
+        <w:t xml:space="preserve">保存のたびに、そのサイトの行が置き換わる(行は増え続けない)。「Data」タブは毎日の結果を読みやすく並べたもの、「Sites」タブはサイトごとの要約、「_Store」は、アプリが使う隠しタブ。これらは、スクリプトが書く。手で書き換えない。見出し行とタブ名も変えない。</w:t>
       </w:r>
     </w:p>
     <w:p>
@@ -573,7 +573,7 @@
           <w:sz w:val="30"/>
           <w:szCs w:val="30"/>
         </w:rPr>
-        <w:t xml:space="preserve">3. 学生の使い方</w:t>
+        <w:t xml:space="preserve">3. 利用者の使い方</w:t>
       </w:r>
     </w:p>
     <w:p>
@@ -834,7 +834,7 @@
                 <w:sz w:val="19"/>
                 <w:szCs w:val="19"/>
               </w:rPr>
-              <w:t xml:space="preserve">自分のATIの水位・灌漑量・節水量のグラフ。</w:t>
+              <w:t xml:space="preserve">自分のサイトの水位・灌漑量・節水量のグラフ。</w:t>
             </w:r>
           </w:p>
         </w:tc>
@@ -891,7 +891,7 @@
                 <w:sz w:val="19"/>
                 <w:szCs w:val="19"/>
               </w:rPr>
-              <w:t xml:space="preserve">シートにある他のATIとの比較。</w:t>
+              <w:t xml:space="preserve">シートにある他のサイトとの比較。</w:t>
             </w:r>
           </w:p>
         </w:tc>
@@ -948,7 +948,7 @@
                 <w:sz w:val="19"/>
                 <w:szCs w:val="19"/>
               </w:rPr>
-              <w:t xml:space="preserve">Setup、Schedule、Google Sheet &amp; sharing、Help、For the teacher(先生用)、デモ。</w:t>
+              <w:t xml:space="preserve">Setup、Schedule、Google Sheet &amp; sharing、Help、For the administrator(管理者用)、デモ。</w:t>
             </w:r>
           </w:p>
         </w:tc>
@@ -984,7 +984,7 @@
         <w:rPr>
           <w:rFonts w:ascii="Arial" w:cs="Nirmala UI" w:eastAsia="Yu Gothic" w:hAnsi="Arial"/>
         </w:rPr>
-        <w:t xml:space="preserve">先生から届いた「クラス設定リンク」を、スマートフォンのChromeで開く。これで、アプリが共有シートにつながる。Chromeで「ホーム画面に追加」を選ぶと、アイコンから使える。</w:t>
+        <w:t xml:space="preserve">管理者から届いた「設定リンク」を、スマートフォンのChromeで開く。これで、アプリが共有シートにつながる。Chromeで「ホーム画面に追加」を選ぶと、アイコンから使える。</w:t>
       </w:r>
     </w:p>
     <w:p>
@@ -1008,7 +1008,7 @@
         <w:rPr>
           <w:rFonts w:ascii="Arial" w:cs="Nirmala UI" w:eastAsia="Yu Gothic" w:hAnsi="Arial"/>
         </w:rPr>
-        <w:t xml:space="preserve">: ATI名*、場所*、播種日*、移植時の苗の日齢*、FPと3F4D+MDのTPとb*を入力する(* は必須)。必須項目が空だと、またはシートにつながっていないと、Entry の「Save entry」は押せない。最初の画面 Today に、この3つの準備(シートにつなぐ・Setup・最初の入力)が、終わったかどうかが出る。</w:t>
+        <w:t xml:space="preserve">: サイト名*、場所*、播種日*、移植時の苗の日齢*、FPと3F4D+MDのTPとb*を入力する(* は必須)。必須項目が空だと、またはシートにつながっていないと、Entry の「Save entry」は押せない。最初の画面 Today に、この3つの準備(シートにつなぐ・Setup・最初の入力)が、終わったかどうかが出る。</w:t>
       </w:r>
     </w:p>
     <w:p>
@@ -1429,7 +1429,7 @@
                 <w:sz w:val="19"/>
                 <w:szCs w:val="19"/>
               </w:rPr>
-              <w:t xml:space="preserve">インターネットがない、またはシートが答えない。つながったときにもう一度送る。続くときは、先生にURLとデプロイを確認してもらう。</w:t>
+              <w:t xml:space="preserve">インターネットがない、またはシートが答えない。つながったときにもう一度送る。続くときは、管理者にURLとデプロイを確認してもらう。</w:t>
             </w:r>
           </w:p>
         </w:tc>
@@ -1486,7 +1486,7 @@
                 <w:sz w:val="19"/>
                 <w:szCs w:val="19"/>
               </w:rPr>
-              <w:t xml:space="preserve">シートのスクリプトがデータを受け付けなかった。先生に伝える。</w:t>
+              <w:t xml:space="preserve">シートのスクリプトがデータを受け付けなかった。管理者に伝える。</w:t>
             </w:r>
           </w:p>
         </w:tc>
@@ -1641,7 +1641,7 @@
                 <w:sz w:val="19"/>
                 <w:szCs w:val="19"/>
               </w:rPr>
-              <w:t xml:space="preserve">ATI名、場所、播種日、苗の日齢、TPとb(2区とも)</w:t>
+              <w:t xml:space="preserve">サイト名、場所、播種日、苗の日齢、TPとb(2区とも)</w:t>
             </w:r>
           </w:p>
         </w:tc>
@@ -1994,7 +1994,7 @@
         <w:rPr>
           <w:rFonts w:ascii="Arial" w:cs="Nirmala UI" w:eastAsia="Yu Gothic" w:hAnsi="Arial"/>
         </w:rPr>
-        <w:t xml:space="preserve">直したあとも、自動で送られる。シートでは、同じATIの最も新しい版が使われる。</w:t>
+        <w:t xml:space="preserve">直したあとも、自動で送られる。シートでは、同じサイトの最も新しい版が使われる。</w:t>
       </w:r>
     </w:p>
     <w:p>
@@ -2027,7 +2027,7 @@
         <w:rPr>
           <w:rFonts w:ascii="Arial" w:cs="Nirmala UI" w:eastAsia="Yu Gothic" w:hAnsi="Arial"/>
         </w:rPr>
-        <w:t xml:space="preserve">クラス設定リンクを開く。More ▸ Google Sheet &amp; sharing ▸ Restore from the sheet に、ATI名(シートにあるとおりの名前)を入れて「Restore from sheet」を押すと、シートにあるデータが、その端末に戻る。</w:t>
+        <w:t xml:space="preserve">設定リンクを開く。More ▸ Google Sheet &amp; sharing ▸ Restore from the sheet に、サイト名(シートにあるとおりの名前)を入れて「Restore from sheet」を押すと、シートにあるデータが、その端末に戻る。</w:t>
       </w:r>
     </w:p>
     <w:p>
@@ -2044,7 +2044,7 @@
           <w:sz w:val="30"/>
           <w:szCs w:val="30"/>
         </w:rPr>
-        <w:t xml:space="preserve">4. 他のATIとの比較(Compare タブ)</w:t>
+        <w:t xml:space="preserve">4. 他のサイトとの比較(Compare タブ)</w:t>
       </w:r>
     </w:p>
     <w:p>
@@ -2060,7 +2060,7 @@
         <w:rPr>
           <w:rFonts w:ascii="Arial" w:cs="Nirmala UI" w:eastAsia="Yu Gothic" w:hAnsi="Arial"/>
         </w:rPr>
-        <w:t xml:space="preserve">Compare タブは、アプリを開いたときに、シートの全ATIを読み込む(5分ごとにも読み直す)。「Refresh from sheet」で読み込み直せる。見たいATIは、チェックで選ぶ。</w:t>
+        <w:t xml:space="preserve">Compare タブは、アプリを開いたときに、シートの全サイトを読み込む(5分ごとにも読み直す)。「Refresh from sheet」で読み込み直せる。見たいサイトは、チェックで選ぶ。</w:t>
       </w:r>
     </w:p>
     <w:p>
@@ -2076,7 +2076,7 @@
         <w:rPr>
           <w:rFonts w:ascii="Arial" w:cs="Nirmala UI" w:eastAsia="Yu Gothic" w:hAnsi="Arial"/>
         </w:rPr>
-        <w:t xml:space="preserve">自分のATIは太い線で出る。横軸は、移植後の日数(DAT)。</w:t>
+        <w:t xml:space="preserve">自分のサイトは太い線で出る。横軸は、移植後の日数(DAT)。</w:t>
       </w:r>
     </w:p>
     <w:p>
@@ -2108,7 +2108,7 @@
         <w:rPr>
           <w:rFonts w:ascii="Arial" w:cs="Nirmala UI" w:eastAsia="Yu Gothic" w:hAnsi="Arial"/>
         </w:rPr>
-        <w:t xml:space="preserve">「View」で表示を切り替える。「Overlay」は全ATIを1つのグラフに重ねる。「Each ATI」は、ATIごとに、水位と累積灌漑量のグラフを別々に並べる。自分のデータがなくても(先生が全ATIを見るときも)、使える。</w:t>
+        <w:t xml:space="preserve">「View」で表示を切り替える。「Overlay」は全サイトを1つのグラフに重ねる。「Each site」は、サイトごとに、水位と累積灌漑量のグラフを別々に並べる。自分のデータがなくても(管理者が全サイトを見るときも)、使える。</w:t>
       </w:r>
     </w:p>
     <w:p>
@@ -2124,7 +2124,7 @@
         <w:rPr>
           <w:rFonts w:ascii="Arial" w:cs="Nirmala UI" w:eastAsia="Yu Gothic" w:hAnsi="Arial"/>
         </w:rPr>
-        <w:t xml:space="preserve">シートにつなげずに見え方を確かめるには、More ▸ Try with demo data を使う(Compare にもデモのATIが出る)。デモでは、何も送られない。</w:t>
+        <w:t xml:space="preserve">シートにつなげずに見え方を確かめるには、More ▸ Try with demo data を使う(Compare にもデモのサイトが出る)。デモでは、何も送られない。</w:t>
       </w:r>
     </w:p>
     <w:p>
@@ -2270,7 +2270,7 @@
         <w:rPr>
           <w:rFonts w:ascii="Arial" w:cs="Nirmala UI" w:eastAsia="Yu Gothic" w:hAnsi="Arial"/>
         </w:rPr>
-        <w:t xml:space="preserve">ATI名は、全ATIで重複しないようにする。同じ名前は、同じATIとして扱われる。</w:t>
+        <w:t xml:space="preserve">サイト名は、全サイトで重複しないようにする。同じ名前は、同じサイトとして扱われる。</w:t>
       </w:r>
     </w:p>
     <w:p>
@@ -2286,7 +2286,7 @@
         <w:rPr>
           <w:rFonts w:ascii="Arial" w:cs="Nirmala UI" w:eastAsia="Yu Gothic" w:hAnsi="Arial"/>
         </w:rPr>
-        <w:t xml:space="preserve">保存のたびに、そのATIの全データが、シートに書き込まれる(差分ではない)。シートの中身は、スクリプトが書く。シートで書き換えない。</w:t>
+        <w:t xml:space="preserve">保存のたびに、そのサイトの全データが、シートに書き込まれる(差分ではない)。シートの中身は、スクリプトが書く。シートで書き換えない。</w:t>
       </w:r>
     </w:p>
     <w:p>
@@ -2302,7 +2302,7 @@
         <w:rPr>
           <w:rFonts w:ascii="Arial" w:cs="Nirmala UI" w:eastAsia="Yu Gothic" w:hAnsi="Arial"/>
         </w:rPr>
-        <w:t xml:space="preserve">同じATIを2台の端末で使うと、あとに保存した版が、シートで最新になる。先に、Refresh で最新を読み込んでから入力する。</w:t>
+        <w:t xml:space="preserve">同じサイトを2台の端末で使うと、あとに保存した版が、シートで最新になる。先に、Refresh で最新を読み込んでから入力する。</w:t>
       </w:r>
     </w:p>
     <w:p>
@@ -2334,7 +2334,7 @@
         <w:rPr>
           <w:rFonts w:ascii="Arial" w:cs="Nirmala UI" w:eastAsia="Yu Gothic" w:hAnsi="Arial"/>
         </w:rPr>
-        <w:t xml:space="preserve">未確認: 本物のGoogleシート(承認の画面、デプロイ、書き込み、読み込み)、実機のスマートフォンでの動作、ベンガル語の正確さ。最初のATIで、必ず試験してから配布する。</w:t>
+        <w:t xml:space="preserve">未確認: 本物のGoogleシート(承認の画面、デプロイ、書き込み、読み込み)、実機のスマートフォンでの動作、ベンガル語の正確さ。最初のサイトで、必ず試験してから配布する。</w:t>
       </w:r>
     </w:p>
     <w:sectPr>
@@ -2402,7 +2402,7 @@
         <w:sz w:val="16"/>
         <w:szCs w:val="16"/>
       </w:rPr>
-      <w:t xml:space="preserve">ATI Water Monitor アプリ  –  </w:t>
+      <w:t xml:space="preserve">3F4D Water Monitor アプリ  –  </w:t>
     </w:r>
     <w:r>
       <w:rPr>

--- a/manual/ATI_Monitor_App_Manual_JP.docx
+++ b/manual/ATI_Monitor_App_Manual_JP.docx
@@ -720,7 +720,7 @@
                 <w:sz w:val="19"/>
                 <w:szCs w:val="19"/>
               </w:rPr>
-              <w:t xml:space="preserve">今日の入力が済んだか、最新の水位、スケジュールの「今」と「次」。最初の準備の3つも、ここに出る。</w:t>
+              <w:t xml:space="preserve">今日の入力が済んだか、最新の水位、スケジュールの「今」と「次」。最初の準備(0〜3)も、ここに出る。</w:t>
             </w:r>
           </w:p>
         </w:tc>
@@ -1008,7 +1008,7 @@
         <w:rPr>
           <w:rFonts w:ascii="Arial" w:cs="Nirmala UI" w:eastAsia="Yu Gothic" w:hAnsi="Arial"/>
         </w:rPr>
-        <w:t xml:space="preserve">: サイト名*、場所*、播種日*、移植時の苗の日齢*、FPと3F4D+MDのTPとb*を入力する(* は必須)。必須項目が空だと、またはシートにつながっていないと、Entry の「Save entry」は押せない。最初の画面 Today に、この3つの準備(シートにつなぐ・Setup・最初の入力)が、終わったかどうかが出る。</w:t>
+        <w:t xml:space="preserve">: サイト名*、場所*、播種日*、移植時の苗の日齢*、FPと3F4D+MDのTPとb*を入力する(* は必須)。必須項目が空だと、またはシートにつながっていないと、Entry の「Save entry」は押せない。最初の画面 Today に、準備の 0〜3(0: 管理者がシートとスクリプトを用意、1: シートにつなぐ、2: Setup、3: 最初の入力)が、終わったかどうかが出る。</w:t>
       </w:r>
     </w:p>
     <w:p>

--- a/manual/ATI_Monitor_App_Manual_JP.docx
+++ b/manual/ATI_Monitor_App_Manual_JP.docx
@@ -346,7 +346,7 @@
         <w:rPr>
           <w:rFonts w:ascii="Arial" w:cs="Nirmala UI" w:eastAsia="Yu Gothic" w:hAnsi="Arial"/>
         </w:rPr>
-        <w:t xml:space="preserve">管理者(例: 先生、NGO や SAAO の担当者)が1回だけ行う。比べたい全サイトが、同じ1つのシートを使う。</w:t>
+        <w:t xml:space="preserve">各サイトの管理者(例: 先生、NGO や SAAO の担当者)が、最初に1回だけ行う。サイトごとに、別々のシートを1つ作る。</w:t>
       </w:r>
     </w:p>
     <w:p>
@@ -534,7 +534,7 @@
               <w:rPr>
                 <w:rFonts w:ascii="Arial" w:cs="Nirmala UI" w:eastAsia="Yu Gothic" w:hAnsi="Arial"/>
               </w:rPr>
-              <w:t xml:space="preserve">URLを知っている人は、誰でもデータを書き込める。URLと設定リンクは、利用者にだけ伝える。誤ってデータが消えたときは、「ファイル ▸ 変更履歴 ▸ 版の履歴」で戻せる。スクリプトを書き換えたときは、「デプロイ ▸ デプロイを管理 ▸ 編集 ▸ 新しいバージョン」で更新する。</w:t>
+              <w:t xml:space="preserve">シートに書き込めるのは、設定リンク(書き込み用の鍵が入っている)を開いた端末だけ。URLだけを知っている人は、読むことはできるが、書き込めない。設定リンクは、そのサイトの利用者にだけ伝える。誤ってデータが消えたときは、「ファイル ▸ 変更履歴 ▸ 版の履歴」で戻せる。スクリプトを書き換えたときは、「デプロイ ▸ デプロイを管理 ▸ 編集 ▸ 新しいバージョン」で更新する。鍵をなくしたときは、シートのメニュー「3F4D Monitor ▸ Reset write key」のあと、新しい設定リンクを作って配り直す。</w:t>
             </w:r>
           </w:p>
         </w:tc>
@@ -557,6 +557,98 @@
           <w:rFonts w:ascii="Arial" w:cs="Nirmala UI" w:eastAsia="Yu Gothic" w:hAnsi="Arial"/>
         </w:rPr>
         <w:t xml:space="preserve">保存のたびに、そのサイトの行が置き換わる(行は増え続けない)。「Data」タブは毎日の結果を読みやすく並べたもの、「Sites」タブはサイトごとの要約、「_Store」は、アプリが使う隠しタブ。これらは、スクリプトが書く。手で書き換えない。見出し行とタブ名も変えない。</w:t>
+      </w:r>
+    </w:p>
+    <w:p>
+      <w:pPr>
+        <w:pStyle w:val="Heading2"/>
+        <w:spacing w:after="100" w:before="220"/>
+      </w:pPr>
+      <w:r>
+        <w:rPr>
+          <w:rFonts w:ascii="Arial" w:cs="Nirmala UI" w:eastAsia="Yu Gothic" w:hAnsi="Arial"/>
+          <w:b/>
+          <w:bCs/>
+          <w:color w:val="1F4E5F"/>
+          <w:sz w:val="25"/>
+          <w:szCs w:val="25"/>
+        </w:rPr>
+        <w:t xml:space="preserve">2.1 他のサイトと比べる(比較用リンク)</w:t>
+      </w:r>
+    </w:p>
+    <w:p>
+      <w:pPr>
+        <w:spacing w:after="100" w:line="300"/>
+      </w:pPr>
+      <w:r>
+        <w:rPr>
+          <w:rFonts w:ascii="Arial" w:cs="Nirmala UI" w:eastAsia="Yu Gothic" w:hAnsi="Arial"/>
+        </w:rPr>
+        <w:t xml:space="preserve">サイトごとに、別々のGoogleシートを使う(サイトAに管理者1人と利用者複数、サイトBに別の管理者と利用者複数、…)。サイト同士で比べるときは、管理者どうしで「比較用リンク」を交換する。比較用リンクでは、相手のデータを読めるだけで、書き換えられない。</w:t>
+      </w:r>
+    </w:p>
+    <w:p>
+      <w:pPr>
+        <w:pStyle w:val="ListParagraph"/>
+        <w:numPr>
+          <w:ilvl w:val="0"/>
+          <w:numId w:val="3"/>
+        </w:numPr>
+        <w:spacing w:after="80" w:line="290"/>
+      </w:pPr>
+      <w:r>
+        <w:rPr>
+          <w:rFonts w:ascii="Arial" w:cs="Nirmala UI" w:eastAsia="Yu Gothic" w:hAnsi="Arial"/>
+          <w:b/>
+          <w:bCs/>
+        </w:rPr>
+        <w:t xml:space="preserve">自分のリンクを作る</w:t>
+      </w:r>
+      <w:r>
+        <w:rPr>
+          <w:rFonts w:ascii="Arial" w:cs="Nirmala UI" w:eastAsia="Yu Gothic" w:hAnsi="Arial"/>
+        </w:rPr>
+        <w:t xml:space="preserve">: More ▸ For the administrator ▸ Compare with other sites ▸「Create compare link」。できたリンクを、他サイトの管理者に送る(WhatsApp やメールなど)。</w:t>
+      </w:r>
+    </w:p>
+    <w:p>
+      <w:pPr>
+        <w:pStyle w:val="ListParagraph"/>
+        <w:numPr>
+          <w:ilvl w:val="0"/>
+          <w:numId w:val="3"/>
+        </w:numPr>
+        <w:spacing w:after="80" w:line="290"/>
+      </w:pPr>
+      <w:r>
+        <w:rPr>
+          <w:rFonts w:ascii="Arial" w:cs="Nirmala UI" w:eastAsia="Yu Gothic" w:hAnsi="Arial"/>
+          <w:b/>
+          <w:bCs/>
+        </w:rPr>
+        <w:t xml:space="preserve">相手のリンクを追加する</w:t>
+      </w:r>
+      <w:r>
+        <w:rPr>
+          <w:rFonts w:ascii="Arial" w:cs="Nirmala UI" w:eastAsia="Yu Gothic" w:hAnsi="Arial"/>
+        </w:rPr>
+        <w:t xml:space="preserve">: 受け取った比較用リンクを、同じ画面の「Add other sites」に貼り、「Add site」を押す(またはリンクをそのまま開く)。追加したサイトは、自分のサイトの利用者全員の Compare に出る。</w:t>
+      </w:r>
+    </w:p>
+    <w:p>
+      <w:pPr>
+        <w:pStyle w:val="ListParagraph"/>
+        <w:numPr>
+          <w:ilvl w:val="0"/>
+          <w:numId w:val="3"/>
+        </w:numPr>
+        <w:spacing w:after="80" w:line="290"/>
+      </w:pPr>
+      <w:r>
+        <w:rPr>
+          <w:rFonts w:ascii="Arial" w:cs="Nirmala UI" w:eastAsia="Yu Gothic" w:hAnsi="Arial"/>
+        </w:rPr>
+        <w:t xml:space="preserve">外すときは、一覧の ✕ を押す。サイトの利用者でない人(例: 事業の関係者)が比較用リンクを開くと、その端末だけで Compare を見られる。</w:t>
       </w:r>
     </w:p>
     <w:p>
@@ -891,7 +983,7 @@
                 <w:sz w:val="19"/>
                 <w:szCs w:val="19"/>
               </w:rPr>
-              <w:t xml:space="preserve">シートにある他のサイトとの比較。</w:t>
+              <w:t xml:space="preserve">比較用リンクで追加した他のサイトとの比較。</w:t>
             </w:r>
           </w:p>
         </w:tc>
@@ -976,7 +1068,7 @@
         <w:pStyle w:val="ListParagraph"/>
         <w:numPr>
           <w:ilvl w:val="0"/>
-          <w:numId w:val="3"/>
+          <w:numId w:val="4"/>
         </w:numPr>
         <w:spacing w:after="60" w:line="290"/>
       </w:pPr>
@@ -992,7 +1084,7 @@
         <w:pStyle w:val="ListParagraph"/>
         <w:numPr>
           <w:ilvl w:val="0"/>
-          <w:numId w:val="3"/>
+          <w:numId w:val="4"/>
         </w:numPr>
         <w:spacing w:after="60" w:line="290"/>
       </w:pPr>
@@ -1016,7 +1108,7 @@
         <w:pStyle w:val="ListParagraph"/>
         <w:numPr>
           <w:ilvl w:val="0"/>
-          <w:numId w:val="3"/>
+          <w:numId w:val="4"/>
         </w:numPr>
         <w:spacing w:after="60" w:line="290"/>
       </w:pPr>
@@ -1137,7 +1229,7 @@
         <w:pStyle w:val="ListParagraph"/>
         <w:numPr>
           <w:ilvl w:val="0"/>
-          <w:numId w:val="4"/>
+          <w:numId w:val="5"/>
         </w:numPr>
         <w:spacing w:after="80" w:line="290"/>
       </w:pPr>
@@ -1161,7 +1253,7 @@
         <w:pStyle w:val="ListParagraph"/>
         <w:numPr>
           <w:ilvl w:val="0"/>
-          <w:numId w:val="4"/>
+          <w:numId w:val="5"/>
         </w:numPr>
         <w:spacing w:after="80" w:line="290"/>
       </w:pPr>
@@ -1177,7 +1269,7 @@
         <w:pStyle w:val="ListParagraph"/>
         <w:numPr>
           <w:ilvl w:val="0"/>
-          <w:numId w:val="4"/>
+          <w:numId w:val="5"/>
         </w:numPr>
         <w:spacing w:after="80" w:line="290"/>
       </w:pPr>
@@ -1954,7 +2046,7 @@
         <w:pStyle w:val="ListParagraph"/>
         <w:numPr>
           <w:ilvl w:val="0"/>
-          <w:numId w:val="3"/>
+          <w:numId w:val="4"/>
         </w:numPr>
         <w:spacing w:after="60" w:line="290"/>
       </w:pPr>
@@ -1970,7 +2062,7 @@
         <w:pStyle w:val="ListParagraph"/>
         <w:numPr>
           <w:ilvl w:val="0"/>
-          <w:numId w:val="3"/>
+          <w:numId w:val="4"/>
         </w:numPr>
         <w:spacing w:after="60" w:line="290"/>
       </w:pPr>
@@ -1986,7 +2078,7 @@
         <w:pStyle w:val="ListParagraph"/>
         <w:numPr>
           <w:ilvl w:val="0"/>
-          <w:numId w:val="3"/>
+          <w:numId w:val="4"/>
         </w:numPr>
         <w:spacing w:after="60" w:line="290"/>
       </w:pPr>
@@ -2019,7 +2111,7 @@
         <w:pStyle w:val="ListParagraph"/>
         <w:numPr>
           <w:ilvl w:val="0"/>
-          <w:numId w:val="3"/>
+          <w:numId w:val="4"/>
         </w:numPr>
         <w:spacing w:after="60" w:line="290"/>
       </w:pPr>
@@ -2052,7 +2144,7 @@
         <w:pStyle w:val="ListParagraph"/>
         <w:numPr>
           <w:ilvl w:val="0"/>
-          <w:numId w:val="3"/>
+          <w:numId w:val="4"/>
         </w:numPr>
         <w:spacing w:after="60" w:line="290"/>
       </w:pPr>
@@ -2060,15 +2152,15 @@
         <w:rPr>
           <w:rFonts w:ascii="Arial" w:cs="Nirmala UI" w:eastAsia="Yu Gothic" w:hAnsi="Arial"/>
         </w:rPr>
-        <w:t xml:space="preserve">Compare タブは、アプリを開いたときに、シートの全サイトを読み込む(5分ごとにも読み直す)。「Refresh from sheet」で読み込み直せる。見たいサイトは、チェックで選ぶ。</w:t>
-      </w:r>
-    </w:p>
-    <w:p>
-      <w:pPr>
-        <w:pStyle w:val="ListParagraph"/>
-        <w:numPr>
-          <w:ilvl w:val="0"/>
-          <w:numId w:val="3"/>
+        <w:t xml:space="preserve">Compare タブは、アプリを開いたときに、自分のサイトと、管理者が比較用リンクで追加した他のサイトを読み込む(5分ごとにも読み直す)。「Refresh from sheet」で読み込み直せる。見たいサイトは、チェックで選ぶ。</w:t>
+      </w:r>
+    </w:p>
+    <w:p>
+      <w:pPr>
+        <w:pStyle w:val="ListParagraph"/>
+        <w:numPr>
+          <w:ilvl w:val="0"/>
+          <w:numId w:val="4"/>
         </w:numPr>
         <w:spacing w:after="60" w:line="290"/>
       </w:pPr>
@@ -2084,7 +2176,7 @@
         <w:pStyle w:val="ListParagraph"/>
         <w:numPr>
           <w:ilvl w:val="0"/>
-          <w:numId w:val="3"/>
+          <w:numId w:val="4"/>
         </w:numPr>
         <w:spacing w:after="60" w:line="290"/>
       </w:pPr>
@@ -2100,7 +2192,7 @@
         <w:pStyle w:val="ListParagraph"/>
         <w:numPr>
           <w:ilvl w:val="0"/>
-          <w:numId w:val="3"/>
+          <w:numId w:val="4"/>
         </w:numPr>
         <w:spacing w:after="60" w:line="290"/>
       </w:pPr>
@@ -2116,7 +2208,7 @@
         <w:pStyle w:val="ListParagraph"/>
         <w:numPr>
           <w:ilvl w:val="0"/>
-          <w:numId w:val="3"/>
+          <w:numId w:val="4"/>
         </w:numPr>
         <w:spacing w:after="60" w:line="290"/>
       </w:pPr>
@@ -2149,7 +2241,7 @@
         <w:pStyle w:val="ListParagraph"/>
         <w:numPr>
           <w:ilvl w:val="0"/>
-          <w:numId w:val="3"/>
+          <w:numId w:val="4"/>
         </w:numPr>
         <w:spacing w:after="60" w:line="290"/>
       </w:pPr>
@@ -2173,7 +2265,7 @@
         <w:pStyle w:val="ListParagraph"/>
         <w:numPr>
           <w:ilvl w:val="0"/>
-          <w:numId w:val="3"/>
+          <w:numId w:val="4"/>
         </w:numPr>
         <w:spacing w:after="60" w:line="290"/>
       </w:pPr>
@@ -2197,7 +2289,7 @@
         <w:pStyle w:val="ListParagraph"/>
         <w:numPr>
           <w:ilvl w:val="0"/>
-          <w:numId w:val="3"/>
+          <w:numId w:val="4"/>
         </w:numPr>
         <w:spacing w:after="60" w:line="290"/>
       </w:pPr>
@@ -2221,7 +2313,7 @@
         <w:pStyle w:val="ListParagraph"/>
         <w:numPr>
           <w:ilvl w:val="0"/>
-          <w:numId w:val="3"/>
+          <w:numId w:val="4"/>
         </w:numPr>
         <w:spacing w:after="60" w:line="290"/>
       </w:pPr>
@@ -2262,7 +2354,7 @@
         <w:pStyle w:val="ListParagraph"/>
         <w:numPr>
           <w:ilvl w:val="0"/>
-          <w:numId w:val="3"/>
+          <w:numId w:val="4"/>
         </w:numPr>
         <w:spacing w:after="60" w:line="290"/>
       </w:pPr>
@@ -2278,7 +2370,7 @@
         <w:pStyle w:val="ListParagraph"/>
         <w:numPr>
           <w:ilvl w:val="0"/>
-          <w:numId w:val="3"/>
+          <w:numId w:val="4"/>
         </w:numPr>
         <w:spacing w:after="60" w:line="290"/>
       </w:pPr>
@@ -2294,7 +2386,7 @@
         <w:pStyle w:val="ListParagraph"/>
         <w:numPr>
           <w:ilvl w:val="0"/>
-          <w:numId w:val="3"/>
+          <w:numId w:val="4"/>
         </w:numPr>
         <w:spacing w:after="60" w:line="290"/>
       </w:pPr>
@@ -2302,15 +2394,15 @@
         <w:rPr>
           <w:rFonts w:ascii="Arial" w:cs="Nirmala UI" w:eastAsia="Yu Gothic" w:hAnsi="Arial"/>
         </w:rPr>
-        <w:t xml:space="preserve">同じサイトを2台の端末で使うと、あとに保存した版が、シートで最新になる。先に、Refresh で最新を読み込んでから入力する。</w:t>
-      </w:r>
-    </w:p>
-    <w:p>
-      <w:pPr>
-        <w:pStyle w:val="ListParagraph"/>
-        <w:numPr>
-          <w:ilvl w:val="0"/>
-          <w:numId w:val="3"/>
+        <w:t xml:space="preserve">1つのサイトに、複数の人が別々の端末で入力してよい。保存のたびに、シートの内容と記録ごとに合わせてから書き込む(同じ日の水位を2人が直したときは、あとに直したほうが残る。消した記録は、ほかの端末からも消える)。</w:t>
+      </w:r>
+    </w:p>
+    <w:p>
+      <w:pPr>
+        <w:pStyle w:val="ListParagraph"/>
+        <w:numPr>
+          <w:ilvl w:val="0"/>
+          <w:numId w:val="4"/>
         </w:numPr>
         <w:spacing w:after="60" w:line="290"/>
       </w:pPr>
@@ -2326,7 +2418,7 @@
         <w:pStyle w:val="ListParagraph"/>
         <w:numPr>
           <w:ilvl w:val="0"/>
-          <w:numId w:val="3"/>
+          <w:numId w:val="4"/>
         </w:numPr>
         <w:spacing w:after="60" w:line="290"/>
       </w:pPr>
@@ -2685,12 +2777,18 @@
     </w:lvlOverride>
   </w:num>
   <w:num w:numId="3">
+    <w:abstractNumId w:val="7"/>
+    <w:lvlOverride w:ilvl="0">
+      <w:startOverride w:val="1"/>
+    </w:lvlOverride>
+  </w:num>
+  <w:num w:numId="4">
     <w:abstractNumId w:val="2"/>
     <w:lvlOverride w:ilvl="0">
       <w:startOverride w:val="1"/>
     </w:lvlOverride>
   </w:num>
-  <w:num w:numId="4">
+  <w:num w:numId="5">
     <w:abstractNumId w:val="5"/>
     <w:lvlOverride w:ilvl="0">
       <w:startOverride w:val="1"/>

--- a/manual/ATI_Monitor_App_Manual_JP.docx
+++ b/manual/ATI_Monitor_App_Manual_JP.docx
@@ -2429,6 +2429,98 @@
         <w:t xml:space="preserve">未確認: 本物のGoogleシート(承認の画面、デプロイ、書き込み、読み込み)、実機のスマートフォンでの動作、ベンガル語の正確さ。最初のサイトで、必ず試験してから配布する。</w:t>
       </w:r>
     </w:p>
+    <w:p>
+      <w:pPr>
+        <w:pStyle w:val="Heading1"/>
+        <w:spacing w:after="140" w:before="320"/>
+      </w:pPr>
+      <w:r>
+        <w:rPr>
+          <w:rFonts w:ascii="Arial" w:cs="Nirmala UI" w:eastAsia="Yu Gothic" w:hAnsi="Arial"/>
+          <w:b/>
+          <w:bCs/>
+          <w:color w:val="1F4E5F"/>
+          <w:sz w:val="30"/>
+          <w:szCs w:val="30"/>
+        </w:rPr>
+        <w:t xml:space="preserve">7. シート版(アプリを使わない場合)</w:t>
+      </w:r>
+    </w:p>
+    <w:p>
+      <w:pPr>
+        <w:spacing w:after="100" w:line="300"/>
+      </w:pPr>
+      <w:r>
+        <w:rPr>
+          <w:rFonts w:ascii="Arial" w:cs="Nirmala UI" w:eastAsia="Yu Gothic" w:hAnsi="Arial"/>
+        </w:rPr>
+        <w:t xml:space="preserve">Googleシートに直接入力したいサイトのために、シート版を用意した(More ▸ For the administrator ▸ Sheet-only version)。アプリと同じ計算(水位、灌漑量、累積、日減水量、節水量、分げつ数)、データチェック、スケジュール、グラフを、数式だけで行う。スクリプトは要らない。サイト間の比較は含まない。</w:t>
+      </w:r>
+    </w:p>
+    <w:p>
+      <w:pPr>
+        <w:pStyle w:val="ListParagraph"/>
+        <w:numPr>
+          <w:ilvl w:val="0"/>
+          <w:numId w:val="6"/>
+        </w:numPr>
+        <w:spacing w:after="80" w:line="290"/>
+      </w:pPr>
+      <w:r>
+        <w:rPr>
+          <w:rFonts w:ascii="Arial" w:cs="Nirmala UI" w:eastAsia="Yu Gothic" w:hAnsi="Arial"/>
+        </w:rPr>
+        <w:t xml:space="preserve">「Sheet version (empty)」をダウンロードし、Googleドライブにアップロードして「Googleスプレッドシートとして保存」を選ぶ。</w:t>
+      </w:r>
+    </w:p>
+    <w:p>
+      <w:pPr>
+        <w:pStyle w:val="ListParagraph"/>
+        <w:numPr>
+          <w:ilvl w:val="0"/>
+          <w:numId w:val="6"/>
+        </w:numPr>
+        <w:spacing w:after="80" w:line="290"/>
+      </w:pPr>
+      <w:r>
+        <w:rPr>
+          <w:rFonts w:ascii="Arial" w:cs="Nirmala UI" w:eastAsia="Yu Gothic" w:hAnsi="Arial"/>
+        </w:rPr>
+        <w:t xml:space="preserve">サイトの利用者と、編集者として共有する。サイトごとに、別のコピーを使う(「ファイル ▸ コピーを作成」)。</w:t>
+      </w:r>
+    </w:p>
+    <w:p>
+      <w:pPr>
+        <w:pStyle w:val="ListParagraph"/>
+        <w:numPr>
+          <w:ilvl w:val="0"/>
+          <w:numId w:val="6"/>
+        </w:numPr>
+        <w:spacing w:after="80" w:line="290"/>
+      </w:pPr>
+      <w:r>
+        <w:rPr>
+          <w:rFonts w:ascii="Arial" w:cs="Nirmala UI" w:eastAsia="Yu Gothic" w:hAnsi="Arial"/>
+        </w:rPr>
+        <w:t xml:space="preserve">タブ: Today(今日の状態・最新の水位・次の予定・合計)、Daily(1日1行)、Setup、Schedule、TP-b、Fertilizer、Pesticide、Tillers、Graphs、Guide。黄色の欄に入力し、灰色の欄(計算)は書き換えない。必須の欄が空だと赤くなる。</w:t>
+      </w:r>
+    </w:p>
+    <w:p>
+      <w:pPr>
+        <w:pStyle w:val="ListParagraph"/>
+        <w:numPr>
+          <w:ilvl w:val="0"/>
+          <w:numId w:val="4"/>
+        </w:numPr>
+        <w:spacing w:after="60" w:line="290"/>
+      </w:pPr>
+      <w:r>
+        <w:rPr>
+          <w:rFonts w:ascii="Arial" w:cs="Nirmala UI" w:eastAsia="Yu Gothic" w:hAnsi="Arial"/>
+        </w:rPr>
+        <w:t xml:space="preserve">「Sheet version (with demo data)」は、例のデータ入りの同じシート。計算は、アプリと一致することを確かめた(デモの186行)。Googleシートに変換したあとのグラフの見た目は、まだ確かめていない。</w:t>
+      </w:r>
+    </w:p>
     <w:sectPr>
       <w:footerReference w:type="default" r:id="rId7"/>
       <w:pgSz w:w="11906" w:h="16838" w:orient="portrait"/>
@@ -2790,6 +2882,12 @@
   </w:num>
   <w:num w:numId="5">
     <w:abstractNumId w:val="5"/>
+    <w:lvlOverride w:ilvl="0">
+      <w:startOverride w:val="1"/>
+    </w:lvlOverride>
+  </w:num>
+  <w:num w:numId="6">
+    <w:abstractNumId w:val="8"/>
     <w:lvlOverride w:ilvl="0">
       <w:startOverride w:val="1"/>
     </w:lvlOverride>

--- a/manual/ATI_Monitor_App_Manual_JP.docx
+++ b/manual/ATI_Monitor_App_Manual_JP.docx
@@ -2502,7 +2502,7 @@
         <w:rPr>
           <w:rFonts w:ascii="Arial" w:cs="Nirmala UI" w:eastAsia="Yu Gothic" w:hAnsi="Arial"/>
         </w:rPr>
-        <w:t xml:space="preserve">タブ: Today(今日の状態・最新の水位・次の予定・合計)、Daily(1日1行)、Setup、Schedule、TP-b、Fertilizer、Pesticide、Tillers、Graphs、Guide。黄色の欄に入力し、灰色の欄(計算)は書き換えない。必須の欄が空だと赤くなる。</w:t>
+        <w:t xml:space="preserve">現場の灌漑スケジュール表と同じ形(日付が横に並ぶ)。タブ: Today、Calendar(3F4D+MD と FP の予定日・実際の日)、Data_Farmer(1列=1日。水位、灌漑、作業時間、労賃、状態、分げつ数など)、Schedule_Farmer(予定と実際の日程表)、Setup、TP-b、Other_info(苗床・本田の施肥・農薬、10aあたりの N・P)、Graphs、How_to_measure_water_level、pull-down list、Guide。黄色の欄に入力し、灰色の欄(計算)は書き換えない。必須の欄が空だと赤くなる。</w:t>
       </w:r>
     </w:p>
     <w:p>

--- a/manual/ATI_Monitor_App_Manual_JP.docx
+++ b/manual/ATI_Monitor_App_Manual_JP.docx
@@ -2502,7 +2502,7 @@
         <w:rPr>
           <w:rFonts w:ascii="Arial" w:cs="Nirmala UI" w:eastAsia="Yu Gothic" w:hAnsi="Arial"/>
         </w:rPr>
-        <w:t xml:space="preserve">現場の灌漑スケジュール表と同じ形(日付が横に並ぶ)。タブ: Today、Calendar(3F4D+MD と FP の予定日・実際の日)、Data_Farmer(1列=1日。水位、灌漑、作業時間、労賃、状態、分げつ数など)、Schedule_Farmer(予定と実際の日程表)、Setup、TP-b、Other_info(苗床・本田の施肥・農薬、10aあたりの N・P)、Graphs、How_to_measure_water_level、pull-down list、Guide。黄色の欄に入力し、灰色の欄(計算)は書き換えない。必須の欄が空だと赤くなる。</w:t>
+        <w:t xml:space="preserve">入力するタブは2つだけ(黄色のタブ)。1_Settings: シーズンの始めに1回(サイト名、播種日、苗の日齢、区画の面積、TPとb、浸種・耕起・代かきの予定日)。2_Daily_input: 1列=1日(日付が横に並ぶ)。毎日の m、灌漑前後の m、雨・天気、圃場の状態と作業、時々入力する分げつ数、TPとbの測り直し、スケジュールの作業の実施(リストから選ぶ)、苗床・本田の肥料と農薬。ほかのタブ(Today、Graphs、Calendar、Schedule_Farmer、Data_Farmer、Other_info)はすべて自動。黄色の欄に入力し、灰色の欄は書き換えない。必須の欄が空だと赤くなる。</w:t>
       </w:r>
     </w:p>
     <w:p>
